--- a/Collapse Hawking Bridge/monograph/theorems_ru.docx
+++ b/Collapse Hawking Bridge/monograph/theorems_ru.docx
@@ -4,7 +4,7 @@
   <w:body>
     <w:tbl>
       <w:tblPr>
-        <w:tblW w:type="pct" w:w="100%"/>
+        <w:tblW w:type="pct" w:w="5000"/>
         <w:tblBorders>
           <w:top w:val="none" w:color="FFFFFF" w:sz="0"/>
           <w:left w:val="none" w:color="FFFFFF" w:sz="0"/>
@@ -16,7 +16,7 @@
         <w:tblLayout w:type="fixed"/>
       </w:tblPr>
       <w:tblGrid>
-        <w:gridCol w:w="100"/>
+        <w:gridCol w:w="11906"/>
       </w:tblGrid>
       <w:tr>
         <w:trPr>
@@ -225,11 +225,891 @@
       </w:sdtPr>
       <w:sdtContent>
         <w:p>
+          <w:pPr>
+            <w:pStyle w:val="TOC1"/>
+            <w:tabs>
+              <w:tab w:val="right" w:pos="8788" w:leader="dot"/>
+            </w:tabs>
+          </w:pPr>
           <w:r>
             <w:fldChar w:fldCharType="begin" w:dirty="true"/>
             <w:instrText xml:space="preserve">TOC \h \o "1-3"</w:instrText>
             <w:fldChar w:fldCharType="separate"/>
           </w:r>
+          <w:hyperlink w:history="1" w:anchor="_Toc1">
+            <w:r>
+              <w:t xml:space="preserve">1. Введение и статус утверждений</w:t>
+            </w:r>
+            <w:r>
+              <w:tab/>
+            </w:r>
+            <w:r>
+              <w:fldChar w:fldCharType="begin" w:dirty="true"/>
+              <w:instrText xml:space="preserve">PAGEREF _Toc1 \h</w:instrText>
+              <w:fldChar w:fldCharType="separate"/>
+              <w:fldChar w:fldCharType="end"/>
+            </w:r>
+          </w:hyperlink>
+        </w:p>
+        <w:p>
+          <w:pPr>
+            <w:pStyle w:val="TOC1"/>
+            <w:tabs>
+              <w:tab w:val="right" w:pos="8788" w:leader="dot"/>
+            </w:tabs>
+          </w:pPr>
+          <w:hyperlink w:history="1" w:anchor="_Toc2">
+            <w:r>
+              <w:t xml:space="preserve">2. Обозначения и определения</w:t>
+            </w:r>
+            <w:r>
+              <w:tab/>
+            </w:r>
+            <w:r>
+              <w:fldChar w:fldCharType="begin" w:dirty="true"/>
+              <w:instrText xml:space="preserve">PAGEREF _Toc2 \h</w:instrText>
+              <w:fldChar w:fldCharType="separate"/>
+              <w:fldChar w:fldCharType="end"/>
+            </w:r>
+          </w:hyperlink>
+        </w:p>
+        <w:p>
+          <w:pPr>
+            <w:pStyle w:val="TOC1"/>
+            <w:tabs>
+              <w:tab w:val="right" w:pos="8788" w:leader="dot"/>
+            </w:tabs>
+          </w:pPr>
+          <w:hyperlink w:history="1" w:anchor="_Toc3">
+            <w:r>
+              <w:t xml:space="preserve">3. T1 — точная доля времени Пейджа</w:t>
+            </w:r>
+            <w:r>
+              <w:tab/>
+            </w:r>
+            <w:r>
+              <w:fldChar w:fldCharType="begin" w:dirty="true"/>
+              <w:instrText xml:space="preserve">PAGEREF _Toc3 \h</w:instrText>
+              <w:fldChar w:fldCharType="separate"/>
+              <w:fldChar w:fldCharType="end"/>
+            </w:r>
+          </w:hyperlink>
+        </w:p>
+        <w:p>
+          <w:pPr>
+            <w:pStyle w:val="TOC2"/>
+            <w:tabs>
+              <w:tab w:val="right" w:pos="8788" w:leader="dot"/>
+            </w:tabs>
+            <w:ind w:left="220"/>
+          </w:pPr>
+          <w:hyperlink w:history="1" w:anchor="_Toc4">
+            <w:r>
+              <w:t xml:space="preserve">3.1. Условия</w:t>
+            </w:r>
+            <w:r>
+              <w:tab/>
+            </w:r>
+            <w:r>
+              <w:fldChar w:fldCharType="begin" w:dirty="true"/>
+              <w:instrText xml:space="preserve">PAGEREF _Toc4 \h</w:instrText>
+              <w:fldChar w:fldCharType="separate"/>
+              <w:fldChar w:fldCharType="end"/>
+            </w:r>
+          </w:hyperlink>
+        </w:p>
+        <w:p>
+          <w:pPr>
+            <w:pStyle w:val="TOC2"/>
+            <w:tabs>
+              <w:tab w:val="right" w:pos="8788" w:leader="dot"/>
+            </w:tabs>
+            <w:ind w:left="220"/>
+          </w:pPr>
+          <w:hyperlink w:history="1" w:anchor="_Toc5">
+            <w:r>
+              <w:t xml:space="preserve">3.2. Доказательство</w:t>
+            </w:r>
+            <w:r>
+              <w:tab/>
+            </w:r>
+            <w:r>
+              <w:fldChar w:fldCharType="begin" w:dirty="true"/>
+              <w:instrText xml:space="preserve">PAGEREF _Toc5 \h</w:instrText>
+              <w:fldChar w:fldCharType="separate"/>
+              <w:fldChar w:fldCharType="end"/>
+            </w:r>
+          </w:hyperlink>
+        </w:p>
+        <w:p>
+          <w:pPr>
+            <w:pStyle w:val="TOC2"/>
+            <w:tabs>
+              <w:tab w:val="right" w:pos="8788" w:leader="dot"/>
+            </w:tabs>
+            <w:ind w:left="220"/>
+          </w:pPr>
+          <w:hyperlink w:history="1" w:anchor="_Toc6">
+            <w:r>
+              <w:t xml:space="preserve">3.3. Верификация и статус</w:t>
+            </w:r>
+            <w:r>
+              <w:tab/>
+            </w:r>
+            <w:r>
+              <w:fldChar w:fldCharType="begin" w:dirty="true"/>
+              <w:instrText xml:space="preserve">PAGEREF _Toc6 \h</w:instrText>
+              <w:fldChar w:fldCharType="separate"/>
+              <w:fldChar w:fldCharType="end"/>
+            </w:r>
+          </w:hyperlink>
+        </w:p>
+        <w:p>
+          <w:pPr>
+            <w:pStyle w:val="TOC1"/>
+            <w:tabs>
+              <w:tab w:val="right" w:pos="8788" w:leader="dot"/>
+            </w:tabs>
+          </w:pPr>
+          <w:hyperlink w:history="1" w:anchor="_Toc7">
+            <w:r>
+              <w:t xml:space="preserve">4. T2 — единственность точки контакта с реликтовым излучением</w:t>
+            </w:r>
+            <w:r>
+              <w:tab/>
+            </w:r>
+            <w:r>
+              <w:fldChar w:fldCharType="begin" w:dirty="true"/>
+              <w:instrText xml:space="preserve">PAGEREF _Toc7 \h</w:instrText>
+              <w:fldChar w:fldCharType="separate"/>
+              <w:fldChar w:fldCharType="end"/>
+            </w:r>
+          </w:hyperlink>
+        </w:p>
+        <w:p>
+          <w:pPr>
+            <w:pStyle w:val="TOC2"/>
+            <w:tabs>
+              <w:tab w:val="right" w:pos="8788" w:leader="dot"/>
+            </w:tabs>
+            <w:ind w:left="220"/>
+          </w:pPr>
+          <w:hyperlink w:history="1" w:anchor="_Toc8">
+            <w:r>
+              <w:t xml:space="preserve">4.1. Условия</w:t>
+            </w:r>
+            <w:r>
+              <w:tab/>
+            </w:r>
+            <w:r>
+              <w:fldChar w:fldCharType="begin" w:dirty="true"/>
+              <w:instrText xml:space="preserve">PAGEREF _Toc8 \h</w:instrText>
+              <w:fldChar w:fldCharType="separate"/>
+              <w:fldChar w:fldCharType="end"/>
+            </w:r>
+          </w:hyperlink>
+        </w:p>
+        <w:p>
+          <w:pPr>
+            <w:pStyle w:val="TOC2"/>
+            <w:tabs>
+              <w:tab w:val="right" w:pos="8788" w:leader="dot"/>
+            </w:tabs>
+            <w:ind w:left="220"/>
+          </w:pPr>
+          <w:hyperlink w:history="1" w:anchor="_Toc9">
+            <w:r>
+              <w:t xml:space="preserve">4.2. Доказательство</w:t>
+            </w:r>
+            <w:r>
+              <w:tab/>
+            </w:r>
+            <w:r>
+              <w:fldChar w:fldCharType="begin" w:dirty="true"/>
+              <w:instrText xml:space="preserve">PAGEREF _Toc9 \h</w:instrText>
+              <w:fldChar w:fldCharType="separate"/>
+              <w:fldChar w:fldCharType="end"/>
+            </w:r>
+          </w:hyperlink>
+        </w:p>
+        <w:p>
+          <w:pPr>
+            <w:pStyle w:val="TOC2"/>
+            <w:tabs>
+              <w:tab w:val="right" w:pos="8788" w:leader="dot"/>
+            </w:tabs>
+            <w:ind w:left="220"/>
+          </w:pPr>
+          <w:hyperlink w:history="1" w:anchor="_Toc10">
+            <w:r>
+              <w:t xml:space="preserve">4.3. Верификация и статус</w:t>
+            </w:r>
+            <w:r>
+              <w:tab/>
+            </w:r>
+            <w:r>
+              <w:fldChar w:fldCharType="begin" w:dirty="true"/>
+              <w:instrText xml:space="preserve">PAGEREF _Toc10 \h</w:instrText>
+              <w:fldChar w:fldCharType="separate"/>
+              <w:fldChar w:fldCharType="end"/>
+            </w:r>
+          </w:hyperlink>
+        </w:p>
+        <w:p>
+          <w:pPr>
+            <w:pStyle w:val="TOC1"/>
+            <w:tabs>
+              <w:tab w:val="right" w:pos="8788" w:leader="dot"/>
+            </w:tabs>
+          </w:pPr>
+          <w:hyperlink w:history="1" w:anchor="_Toc11">
+            <w:r>
+              <w:t xml:space="preserve">5. T3 — септинная константа и её семейство</w:t>
+            </w:r>
+            <w:r>
+              <w:tab/>
+            </w:r>
+            <w:r>
+              <w:fldChar w:fldCharType="begin" w:dirty="true"/>
+              <w:instrText xml:space="preserve">PAGEREF _Toc11 \h</w:instrText>
+              <w:fldChar w:fldCharType="separate"/>
+              <w:fldChar w:fldCharType="end"/>
+            </w:r>
+          </w:hyperlink>
+        </w:p>
+        <w:p>
+          <w:pPr>
+            <w:pStyle w:val="TOC2"/>
+            <w:tabs>
+              <w:tab w:val="right" w:pos="8788" w:leader="dot"/>
+            </w:tabs>
+            <w:ind w:left="220"/>
+          </w:pPr>
+          <w:hyperlink w:history="1" w:anchor="_Toc12">
+            <w:r>
+              <w:t xml:space="preserve">5.1. Доказательство тождества</w:t>
+            </w:r>
+            <w:r>
+              <w:tab/>
+            </w:r>
+            <w:r>
+              <w:fldChar w:fldCharType="begin" w:dirty="true"/>
+              <w:instrText xml:space="preserve">PAGEREF _Toc12 \h</w:instrText>
+              <w:fldChar w:fldCharType="separate"/>
+              <w:fldChar w:fldCharType="end"/>
+            </w:r>
+          </w:hyperlink>
+        </w:p>
+        <w:p>
+          <w:pPr>
+            <w:pStyle w:val="TOC2"/>
+            <w:tabs>
+              <w:tab w:val="right" w:pos="8788" w:leader="dot"/>
+            </w:tabs>
+            <w:ind w:left="220"/>
+          </w:pPr>
+          <w:hyperlink w:history="1" w:anchor="_Toc13">
+            <w:r>
+              <w:t xml:space="preserve">5.2. О статусе сравнения</w:t>
+            </w:r>
+            <w:r>
+              <w:tab/>
+            </w:r>
+            <w:r>
+              <w:fldChar w:fldCharType="begin" w:dirty="true"/>
+              <w:instrText xml:space="preserve">PAGEREF _Toc13 \h</w:instrText>
+              <w:fldChar w:fldCharType="separate"/>
+              <w:fldChar w:fldCharType="end"/>
+            </w:r>
+          </w:hyperlink>
+        </w:p>
+        <w:p>
+          <w:pPr>
+            <w:pStyle w:val="TOC1"/>
+            <w:tabs>
+              <w:tab w:val="right" w:pos="8788" w:leader="dot"/>
+            </w:tabs>
+          </w:pPr>
+          <w:hyperlink w:history="1" w:anchor="_Toc14">
+            <w:r>
+              <w:t xml:space="preserve">6. T4 — сходимость второго порядка движка</w:t>
+            </w:r>
+            <w:r>
+              <w:tab/>
+            </w:r>
+            <w:r>
+              <w:fldChar w:fldCharType="begin" w:dirty="true"/>
+              <w:instrText xml:space="preserve">PAGEREF _Toc14 \h</w:instrText>
+              <w:fldChar w:fldCharType="separate"/>
+              <w:fldChar w:fldCharType="end"/>
+            </w:r>
+          </w:hyperlink>
+        </w:p>
+        <w:p>
+          <w:pPr>
+            <w:pStyle w:val="TOC2"/>
+            <w:tabs>
+              <w:tab w:val="right" w:pos="8788" w:leader="dot"/>
+            </w:tabs>
+            <w:ind w:left="220"/>
+          </w:pPr>
+          <w:hyperlink w:history="1" w:anchor="_Toc15">
+            <w:r>
+              <w:t xml:space="preserve">6.1. Условия и метод измерения</w:t>
+            </w:r>
+            <w:r>
+              <w:tab/>
+            </w:r>
+            <w:r>
+              <w:fldChar w:fldCharType="begin" w:dirty="true"/>
+              <w:instrText xml:space="preserve">PAGEREF _Toc15 \h</w:instrText>
+              <w:fldChar w:fldCharType="separate"/>
+              <w:fldChar w:fldCharType="end"/>
+            </w:r>
+          </w:hyperlink>
+        </w:p>
+        <w:p>
+          <w:pPr>
+            <w:pStyle w:val="TOC2"/>
+            <w:tabs>
+              <w:tab w:val="right" w:pos="8788" w:leader="dot"/>
+            </w:tabs>
+            <w:ind w:left="220"/>
+          </w:pPr>
+          <w:hyperlink w:history="1" w:anchor="_Toc16">
+            <w:r>
+              <w:t xml:space="preserve">6.2. Верификация и статус</w:t>
+            </w:r>
+            <w:r>
+              <w:tab/>
+            </w:r>
+            <w:r>
+              <w:fldChar w:fldCharType="begin" w:dirty="true"/>
+              <w:instrText xml:space="preserve">PAGEREF _Toc16 \h</w:instrText>
+              <w:fldChar w:fldCharType="separate"/>
+              <w:fldChar w:fldCharType="end"/>
+            </w:r>
+          </w:hyperlink>
+        </w:p>
+        <w:p>
+          <w:pPr>
+            <w:pStyle w:val="TOC1"/>
+            <w:tabs>
+              <w:tab w:val="right" w:pos="8788" w:leader="dot"/>
+            </w:tabs>
+          </w:pPr>
+          <w:hyperlink w:history="1" w:anchor="_Toc17">
+            <w:r>
+              <w:t xml:space="preserve">7. T5 — закон массового пола</w:t>
+            </w:r>
+            <w:r>
+              <w:tab/>
+            </w:r>
+            <w:r>
+              <w:fldChar w:fldCharType="begin" w:dirty="true"/>
+              <w:instrText xml:space="preserve">PAGEREF _Toc17 \h</w:instrText>
+              <w:fldChar w:fldCharType="separate"/>
+              <w:fldChar w:fldCharType="end"/>
+            </w:r>
+          </w:hyperlink>
+        </w:p>
+        <w:p>
+          <w:pPr>
+            <w:pStyle w:val="TOC2"/>
+            <w:tabs>
+              <w:tab w:val="right" w:pos="8788" w:leader="dot"/>
+            </w:tabs>
+            <w:ind w:left="220"/>
+          </w:pPr>
+          <w:hyperlink w:history="1" w:anchor="_Toc18">
+            <w:r>
+              <w:t xml:space="preserve">7.1. Данные</w:t>
+            </w:r>
+            <w:r>
+              <w:tab/>
+            </w:r>
+            <w:r>
+              <w:fldChar w:fldCharType="begin" w:dirty="true"/>
+              <w:instrText xml:space="preserve">PAGEREF _Toc18 \h</w:instrText>
+              <w:fldChar w:fldCharType="separate"/>
+              <w:fldChar w:fldCharType="end"/>
+            </w:r>
+          </w:hyperlink>
+        </w:p>
+        <w:p>
+          <w:pPr>
+            <w:pStyle w:val="TOC2"/>
+            <w:tabs>
+              <w:tab w:val="right" w:pos="8788" w:leader="dot"/>
+            </w:tabs>
+            <w:ind w:left="220"/>
+          </w:pPr>
+          <w:hyperlink w:history="1" w:anchor="_Toc19">
+            <w:r>
+              <w:t xml:space="preserve">7.2. Интерпретация и границы действия</w:t>
+            </w:r>
+            <w:r>
+              <w:tab/>
+            </w:r>
+            <w:r>
+              <w:fldChar w:fldCharType="begin" w:dirty="true"/>
+              <w:instrText xml:space="preserve">PAGEREF _Toc19 \h</w:instrText>
+              <w:fldChar w:fldCharType="separate"/>
+              <w:fldChar w:fldCharType="end"/>
+            </w:r>
+          </w:hyperlink>
+        </w:p>
+        <w:p>
+          <w:pPr>
+            <w:pStyle w:val="TOC1"/>
+            <w:tabs>
+              <w:tab w:val="right" w:pos="8788" w:leader="dot"/>
+            </w:tabs>
+          </w:pPr>
+          <w:hyperlink w:history="1" w:anchor="_Toc20">
+            <w:r>
+              <w:t xml:space="preserve">8. T6 — якорное произведение Δ·γ</w:t>
+            </w:r>
+            <w:r>
+              <w:tab/>
+            </w:r>
+            <w:r>
+              <w:fldChar w:fldCharType="begin" w:dirty="true"/>
+              <w:instrText xml:space="preserve">PAGEREF _Toc20 \h</w:instrText>
+              <w:fldChar w:fldCharType="separate"/>
+              <w:fldChar w:fldCharType="end"/>
+            </w:r>
+          </w:hyperlink>
+        </w:p>
+        <w:p>
+          <w:pPr>
+            <w:pStyle w:val="TOC2"/>
+            <w:tabs>
+              <w:tab w:val="right" w:pos="8788" w:leader="dot"/>
+            </w:tabs>
+            <w:ind w:left="220"/>
+          </w:pPr>
+          <w:hyperlink w:history="1" w:anchor="_Toc21">
+            <w:r>
+              <w:t xml:space="preserve">8.1. Разделение уровней</w:t>
+            </w:r>
+            <w:r>
+              <w:tab/>
+            </w:r>
+            <w:r>
+              <w:fldChar w:fldCharType="begin" w:dirty="true"/>
+              <w:instrText xml:space="preserve">PAGEREF _Toc21 \h</w:instrText>
+              <w:fldChar w:fldCharType="separate"/>
+              <w:fldChar w:fldCharType="end"/>
+            </w:r>
+          </w:hyperlink>
+        </w:p>
+        <w:p>
+          <w:pPr>
+            <w:pStyle w:val="TOC2"/>
+            <w:tabs>
+              <w:tab w:val="right" w:pos="8788" w:leader="dot"/>
+            </w:tabs>
+            <w:ind w:left="220"/>
+          </w:pPr>
+          <w:hyperlink w:history="1" w:anchor="_Toc22">
+            <w:r>
+              <w:t xml:space="preserve">8.2. Что изменил бы движковый зачёт</w:t>
+            </w:r>
+            <w:r>
+              <w:tab/>
+            </w:r>
+            <w:r>
+              <w:fldChar w:fldCharType="begin" w:dirty="true"/>
+              <w:instrText xml:space="preserve">PAGEREF _Toc22 \h</w:instrText>
+              <w:fldChar w:fldCharType="separate"/>
+              <w:fldChar w:fldCharType="end"/>
+            </w:r>
+          </w:hyperlink>
+        </w:p>
+        <w:p>
+          <w:pPr>
+            <w:pStyle w:val="TOC1"/>
+            <w:tabs>
+              <w:tab w:val="right" w:pos="8788" w:leader="dot"/>
+            </w:tabs>
+          </w:pPr>
+          <w:hyperlink w:history="1" w:anchor="_Toc23">
+            <w:r>
+              <w:t xml:space="preserve">9. T7 — докритическая монотонность и логарифмическое замедление</w:t>
+            </w:r>
+            <w:r>
+              <w:tab/>
+            </w:r>
+            <w:r>
+              <w:fldChar w:fldCharType="begin" w:dirty="true"/>
+              <w:instrText xml:space="preserve">PAGEREF _Toc23 \h</w:instrText>
+              <w:fldChar w:fldCharType="separate"/>
+              <w:fldChar w:fldCharType="end"/>
+            </w:r>
+          </w:hyperlink>
+        </w:p>
+        <w:p>
+          <w:pPr>
+            <w:pStyle w:val="TOC2"/>
+            <w:tabs>
+              <w:tab w:val="right" w:pos="8788" w:leader="dot"/>
+            </w:tabs>
+            <w:ind w:left="220"/>
+          </w:pPr>
+          <w:hyperlink w:history="1" w:anchor="_Toc24">
+            <w:r>
+              <w:t xml:space="preserve">9.1. Монотонность</w:t>
+            </w:r>
+            <w:r>
+              <w:tab/>
+            </w:r>
+            <w:r>
+              <w:fldChar w:fldCharType="begin" w:dirty="true"/>
+              <w:instrText xml:space="preserve">PAGEREF _Toc24 \h</w:instrText>
+              <w:fldChar w:fldCharType="separate"/>
+              <w:fldChar w:fldCharType="end"/>
+            </w:r>
+          </w:hyperlink>
+        </w:p>
+        <w:p>
+          <w:pPr>
+            <w:pStyle w:val="TOC2"/>
+            <w:tabs>
+              <w:tab w:val="right" w:pos="8788" w:leader="dot"/>
+            </w:tabs>
+            <w:ind w:left="220"/>
+          </w:pPr>
+          <w:hyperlink w:history="1" w:anchor="_Toc25">
+            <w:r>
+              <w:t xml:space="preserve">9.2. Замедление</w:t>
+            </w:r>
+            <w:r>
+              <w:tab/>
+            </w:r>
+            <w:r>
+              <w:fldChar w:fldCharType="begin" w:dirty="true"/>
+              <w:instrText xml:space="preserve">PAGEREF _Toc25 \h</w:instrText>
+              <w:fldChar w:fldCharType="separate"/>
+              <w:fldChar w:fldCharType="end"/>
+            </w:r>
+          </w:hyperlink>
+        </w:p>
+        <w:p>
+          <w:pPr>
+            <w:pStyle w:val="TOC2"/>
+            <w:tabs>
+              <w:tab w:val="right" w:pos="8788" w:leader="dot"/>
+            </w:tabs>
+            <w:ind w:left="220"/>
+          </w:pPr>
+          <w:hyperlink w:history="1" w:anchor="_Toc26">
+            <w:r>
+              <w:t xml:space="preserve">9.3. Статус</w:t>
+            </w:r>
+            <w:r>
+              <w:tab/>
+            </w:r>
+            <w:r>
+              <w:fldChar w:fldCharType="begin" w:dirty="true"/>
+              <w:instrText xml:space="preserve">PAGEREF _Toc26 \h</w:instrText>
+              <w:fldChar w:fldCharType="separate"/>
+              <w:fldChar w:fldCharType="end"/>
+            </w:r>
+          </w:hyperlink>
+        </w:p>
+        <w:p>
+          <w:pPr>
+            <w:pStyle w:val="TOC1"/>
+            <w:tabs>
+              <w:tab w:val="right" w:pos="8788" w:leader="dot"/>
+            </w:tabs>
+          </w:pPr>
+          <w:hyperlink w:history="1" w:anchor="_Toc27">
+            <w:r>
+              <w:t xml:space="preserve">10. T8 — граница накопления эхо</w:t>
+            </w:r>
+            <w:r>
+              <w:tab/>
+            </w:r>
+            <w:r>
+              <w:fldChar w:fldCharType="begin" w:dirty="true"/>
+              <w:instrText xml:space="preserve">PAGEREF _Toc27 \h</w:instrText>
+              <w:fldChar w:fldCharType="separate"/>
+              <w:fldChar w:fldCharType="end"/>
+            </w:r>
+          </w:hyperlink>
+        </w:p>
+        <w:p>
+          <w:pPr>
+            <w:pStyle w:val="TOC2"/>
+            <w:tabs>
+              <w:tab w:val="right" w:pos="8788" w:leader="dot"/>
+            </w:tabs>
+            <w:ind w:left="220"/>
+          </w:pPr>
+          <w:hyperlink w:history="1" w:anchor="_Toc28">
+            <w:r>
+              <w:t xml:space="preserve">10.1. Содержание утверждения</w:t>
+            </w:r>
+            <w:r>
+              <w:tab/>
+            </w:r>
+            <w:r>
+              <w:fldChar w:fldCharType="begin" w:dirty="true"/>
+              <w:instrText xml:space="preserve">PAGEREF _Toc28 \h</w:instrText>
+              <w:fldChar w:fldCharType="separate"/>
+              <w:fldChar w:fldCharType="end"/>
+            </w:r>
+          </w:hyperlink>
+        </w:p>
+        <w:p>
+          <w:pPr>
+            <w:pStyle w:val="TOC2"/>
+            <w:tabs>
+              <w:tab w:val="right" w:pos="8788" w:leader="dot"/>
+            </w:tabs>
+            <w:ind w:left="220"/>
+          </w:pPr>
+          <w:hyperlink w:history="1" w:anchor="_Toc29">
+            <w:r>
+              <w:t xml:space="preserve">10.2. Границы действия и честные оговорки</w:t>
+            </w:r>
+            <w:r>
+              <w:tab/>
+            </w:r>
+            <w:r>
+              <w:fldChar w:fldCharType="begin" w:dirty="true"/>
+              <w:instrText xml:space="preserve">PAGEREF _Toc29 \h</w:instrText>
+              <w:fldChar w:fldCharType="separate"/>
+              <w:fldChar w:fldCharType="end"/>
+            </w:r>
+          </w:hyperlink>
+        </w:p>
+        <w:p>
+          <w:pPr>
+            <w:pStyle w:val="TOC1"/>
+            <w:tabs>
+              <w:tab w:val="right" w:pos="8788" w:leader="dot"/>
+            </w:tabs>
+          </w:pPr>
+          <w:hyperlink w:history="1" w:anchor="_Toc30">
+            <w:r>
+              <w:t xml:space="preserve">11. T9 — половина энтропии в момент Пейджа</w:t>
+            </w:r>
+            <w:r>
+              <w:tab/>
+            </w:r>
+            <w:r>
+              <w:fldChar w:fldCharType="begin" w:dirty="true"/>
+              <w:instrText xml:space="preserve">PAGEREF _Toc30 \h</w:instrText>
+              <w:fldChar w:fldCharType="separate"/>
+              <w:fldChar w:fldCharType="end"/>
+            </w:r>
+          </w:hyperlink>
+        </w:p>
+        <w:p>
+          <w:pPr>
+            <w:pStyle w:val="TOC2"/>
+            <w:tabs>
+              <w:tab w:val="right" w:pos="8788" w:leader="dot"/>
+            </w:tabs>
+            <w:ind w:left="220"/>
+          </w:pPr>
+          <w:hyperlink w:history="1" w:anchor="_Toc31">
+            <w:r>
+              <w:t xml:space="preserve">11.1. Доказательство</w:t>
+            </w:r>
+            <w:r>
+              <w:tab/>
+            </w:r>
+            <w:r>
+              <w:fldChar w:fldCharType="begin" w:dirty="true"/>
+              <w:instrText xml:space="preserve">PAGEREF _Toc31 \h</w:instrText>
+              <w:fldChar w:fldCharType="separate"/>
+              <w:fldChar w:fldCharType="end"/>
+            </w:r>
+          </w:hyperlink>
+        </w:p>
+        <w:p>
+          <w:pPr>
+            <w:pStyle w:val="TOC2"/>
+            <w:tabs>
+              <w:tab w:val="right" w:pos="8788" w:leader="dot"/>
+            </w:tabs>
+            <w:ind w:left="220"/>
+          </w:pPr>
+          <w:hyperlink w:history="1" w:anchor="_Toc32">
+            <w:r>
+              <w:t xml:space="preserve">11.2. Верификация</w:t>
+            </w:r>
+            <w:r>
+              <w:tab/>
+            </w:r>
+            <w:r>
+              <w:fldChar w:fldCharType="begin" w:dirty="true"/>
+              <w:instrText xml:space="preserve">PAGEREF _Toc32 \h</w:instrText>
+              <w:fldChar w:fldCharType="separate"/>
+              <w:fldChar w:fldCharType="end"/>
+            </w:r>
+          </w:hyperlink>
+        </w:p>
+        <w:p>
+          <w:pPr>
+            <w:pStyle w:val="TOC1"/>
+            <w:tabs>
+              <w:tab w:val="right" w:pos="8788" w:leader="dot"/>
+            </w:tabs>
+          </w:pPr>
+          <w:hyperlink w:history="1" w:anchor="_Toc33">
+            <w:r>
+              <w:t xml:space="preserve">12. T10 — закон дрейфа с разрешением (почему одна формула даёт разные значения)</w:t>
+            </w:r>
+            <w:r>
+              <w:tab/>
+            </w:r>
+            <w:r>
+              <w:fldChar w:fldCharType="begin" w:dirty="true"/>
+              <w:instrText xml:space="preserve">PAGEREF _Toc33 \h</w:instrText>
+              <w:fldChar w:fldCharType="separate"/>
+              <w:fldChar w:fldCharType="end"/>
+            </w:r>
+          </w:hyperlink>
+        </w:p>
+        <w:p>
+          <w:pPr>
+            <w:pStyle w:val="TOC2"/>
+            <w:tabs>
+              <w:tab w:val="right" w:pos="8788" w:leader="dot"/>
+            </w:tabs>
+            <w:ind w:left="220"/>
+          </w:pPr>
+          <w:hyperlink w:history="1" w:anchor="_Toc34">
+            <w:r>
+              <w:t xml:space="preserve">12.1. Две точные леммы</w:t>
+            </w:r>
+            <w:r>
+              <w:tab/>
+            </w:r>
+            <w:r>
+              <w:fldChar w:fldCharType="begin" w:dirty="true"/>
+              <w:instrText xml:space="preserve">PAGEREF _Toc34 \h</w:instrText>
+              <w:fldChar w:fldCharType="separate"/>
+              <w:fldChar w:fldCharType="end"/>
+            </w:r>
+          </w:hyperlink>
+        </w:p>
+        <w:p>
+          <w:pPr>
+            <w:pStyle w:val="TOC2"/>
+            <w:tabs>
+              <w:tab w:val="right" w:pos="8788" w:leader="dot"/>
+            </w:tabs>
+            <w:ind w:left="220"/>
+          </w:pPr>
+          <w:hyperlink w:history="1" w:anchor="_Toc35">
+            <w:r>
+              <w:t xml:space="preserve">12.2. Сдвиг порога и его измерение</w:t>
+            </w:r>
+            <w:r>
+              <w:tab/>
+            </w:r>
+            <w:r>
+              <w:fldChar w:fldCharType="begin" w:dirty="true"/>
+              <w:instrText xml:space="preserve">PAGEREF _Toc35 \h</w:instrText>
+              <w:fldChar w:fldCharType="separate"/>
+              <w:fldChar w:fldCharType="end"/>
+            </w:r>
+          </w:hyperlink>
+        </w:p>
+        <w:p>
+          <w:pPr>
+            <w:pStyle w:val="TOC2"/>
+            <w:tabs>
+              <w:tab w:val="right" w:pos="8788" w:leader="dot"/>
+            </w:tabs>
+            <w:ind w:left="220"/>
+          </w:pPr>
+          <w:hyperlink w:history="1" w:anchor="_Toc36">
+            <w:r>
+              <w:t xml:space="preserve">12.3. Статус и честные негативы</w:t>
+            </w:r>
+            <w:r>
+              <w:tab/>
+            </w:r>
+            <w:r>
+              <w:fldChar w:fldCharType="begin" w:dirty="true"/>
+              <w:instrText xml:space="preserve">PAGEREF _Toc36 \h</w:instrText>
+              <w:fldChar w:fldCharType="separate"/>
+              <w:fldChar w:fldCharType="end"/>
+            </w:r>
+          </w:hyperlink>
+        </w:p>
+        <w:p>
+          <w:pPr>
+            <w:pStyle w:val="TOC1"/>
+            <w:tabs>
+              <w:tab w:val="right" w:pos="8788" w:leader="dot"/>
+            </w:tabs>
+          </w:pPr>
+          <w:hyperlink w:history="1" w:anchor="_Toc37">
+            <w:r>
+              <w:t xml:space="preserve">13. Матрица верификации</w:t>
+            </w:r>
+            <w:r>
+              <w:tab/>
+            </w:r>
+            <w:r>
+              <w:fldChar w:fldCharType="begin" w:dirty="true"/>
+              <w:instrText xml:space="preserve">PAGEREF _Toc37 \h</w:instrText>
+              <w:fldChar w:fldCharType="separate"/>
+              <w:fldChar w:fldCharType="end"/>
+            </w:r>
+          </w:hyperlink>
+        </w:p>
+        <w:p>
+          <w:pPr>
+            <w:pStyle w:val="TOC1"/>
+            <w:tabs>
+              <w:tab w:val="right" w:pos="8788" w:leader="dot"/>
+            </w:tabs>
+          </w:pPr>
+          <w:hyperlink w:history="1" w:anchor="_Toc38">
+            <w:r>
+              <w:t xml:space="preserve">14. Регистр честности и границы применимости</w:t>
+            </w:r>
+            <w:r>
+              <w:tab/>
+            </w:r>
+            <w:r>
+              <w:fldChar w:fldCharType="begin" w:dirty="true"/>
+              <w:instrText xml:space="preserve">PAGEREF _Toc38 \h</w:instrText>
+              <w:fldChar w:fldCharType="separate"/>
+              <w:fldChar w:fldCharType="end"/>
+            </w:r>
+          </w:hyperlink>
+        </w:p>
+        <w:p>
+          <w:pPr>
+            <w:pStyle w:val="TOC1"/>
+            <w:tabs>
+              <w:tab w:val="right" w:pos="8788" w:leader="dot"/>
+            </w:tabs>
+          </w:pPr>
+          <w:hyperlink w:history="1" w:anchor="_Toc39">
+            <w:r>
+              <w:t xml:space="preserve">15. Литература и источники пакета</w:t>
+            </w:r>
+            <w:r>
+              <w:tab/>
+            </w:r>
+            <w:r>
+              <w:fldChar w:fldCharType="begin" w:dirty="true"/>
+              <w:instrText xml:space="preserve">PAGEREF _Toc39 \h</w:instrText>
+              <w:fldChar w:fldCharType="separate"/>
+              <w:fldChar w:fldCharType="end"/>
+            </w:r>
+          </w:hyperlink>
         </w:p>
         <w:p>
           <w:r>
@@ -255,15 +1135,10 @@
       </w:r>
     </w:p>
     <w:p>
-      <w:r>
-        <w:br w:type="page"/>
-      </w:r>
-    </w:p>
-    <w:p>
       <w:pPr>
         <w:sectPr>
-          <w:headerReference w:type="default" r:id="rId7"/>
-          <w:footerReference w:type="default" r:id="rId8"/>
+          <w:headerReference w:type="default" r:id="rId6"/>
+          <w:footerReference w:type="default" r:id="rId7"/>
           <w:type w:val="nextPage"/>
           <w:pgSz w:w="11906" w:h="16838" w:orient="portrait"/>
           <w:pgMar w:top="1440" w:right="1417" w:bottom="1440" w:left="1701" w:header="708" w:footer="708" w:gutter="0"/>
@@ -271,6 +1146,9 @@
           <w:docGrid w:linePitch="360"/>
         </w:sectPr>
       </w:pPr>
+      <w:r>
+        <w:br w:type="page"/>
+      </w:r>
     </w:p>
     <w:p>
       <w:pPr>
@@ -280,6 +1158,7 @@
         </w:pBdr>
         <w:spacing w:after="180" w:before="400" w:line="400" w:lineRule="atLeast"/>
       </w:pPr>
+      <w:bookmarkStart w:name="_Toc1" w:id="1"/>
       <w:r>
         <w:rPr>
           <w:rFonts w:ascii="Times New Roman" w:cs="Times New Roman" w:eastAsia="Times New Roman" w:hAnsi="Times New Roman"/>
@@ -291,6 +1170,7 @@
         </w:rPr>
         <w:t xml:space="preserve">1. Введение и статус утверждений</w:t>
       </w:r>
+      <w:bookmarkEnd w:id="1"/>
     </w:p>
     <w:p>
       <w:pPr>
@@ -348,6 +1228,7 @@
         </w:pBdr>
         <w:spacing w:after="180" w:before="400" w:line="400" w:lineRule="atLeast"/>
       </w:pPr>
+      <w:bookmarkStart w:name="_Toc2" w:id="2"/>
       <w:r>
         <w:rPr>
           <w:rFonts w:ascii="Times New Roman" w:cs="Times New Roman" w:eastAsia="Times New Roman" w:hAnsi="Times New Roman"/>
@@ -359,6 +1240,7 @@
         </w:rPr>
         <w:t xml:space="preserve">2. Обозначения и определения</w:t>
       </w:r>
+      <w:bookmarkEnd w:id="2"/>
     </w:p>
     <w:p>
       <w:pPr>
@@ -416,6 +1298,7 @@
         </w:pBdr>
         <w:spacing w:after="180" w:before="400" w:line="400" w:lineRule="atLeast"/>
       </w:pPr>
+      <w:bookmarkStart w:name="_Toc3" w:id="3"/>
       <w:r>
         <w:rPr>
           <w:rFonts w:ascii="Times New Roman" w:cs="Times New Roman" w:eastAsia="Times New Roman" w:hAnsi="Times New Roman"/>
@@ -427,13 +1310,14 @@
         </w:rPr>
         <w:t xml:space="preserve">3. T1 — точная доля времени Пейджа</w:t>
       </w:r>
+      <w:bookmarkEnd w:id="3"/>
     </w:p>
     <w:p>
       <w:pPr>
         <w:pBdr>
           <w:top w:val="single" w:color="DDD5C0" w:sz="1" w:space="4"/>
+          <w:left w:val="single" w:color="C9A84C" w:sz="12" w:space="10"/>
           <w:bottom w:val="single" w:color="DDD5C0" w:sz="1" w:space="4"/>
-          <w:left w:val="single" w:color="C9A84C" w:sz="12" w:space="10"/>
         </w:pBdr>
         <w:shd w:fill="F5F2E8" w:val="clear"/>
         <w:spacing w:after="160" w:before="160" w:line="312"/>
@@ -468,6 +1352,7 @@
         <w:pStyle w:val="Heading2"/>
         <w:spacing w:after="120" w:before="280" w:line="360" w:lineRule="atLeast"/>
       </w:pPr>
+      <w:bookmarkStart w:name="_Toc4" w:id="4"/>
       <w:r>
         <w:rPr>
           <w:rFonts w:ascii="Times New Roman" w:cs="Times New Roman" w:eastAsia="Times New Roman" w:hAnsi="Times New Roman"/>
@@ -479,6 +1364,7 @@
         </w:rPr>
         <w:t xml:space="preserve">3.1. Условия</w:t>
       </w:r>
+      <w:bookmarkEnd w:id="4"/>
     </w:p>
     <w:p>
       <w:pPr>
@@ -501,6 +1387,7 @@
         <w:pStyle w:val="Heading2"/>
         <w:spacing w:after="120" w:before="280" w:line="360" w:lineRule="atLeast"/>
       </w:pPr>
+      <w:bookmarkStart w:name="_Toc5" w:id="5"/>
       <w:r>
         <w:rPr>
           <w:rFonts w:ascii="Times New Roman" w:cs="Times New Roman" w:eastAsia="Times New Roman" w:hAnsi="Times New Roman"/>
@@ -512,6 +1399,7 @@
         </w:rPr>
         <w:t xml:space="preserve">3.2. Доказательство</w:t>
       </w:r>
+      <w:bookmarkEnd w:id="5"/>
     </w:p>
     <w:p>
       <w:pPr>
@@ -549,7 +1437,7 @@
           </m:sup>
         </m:sSup>
         <m:r>
-          <m:t> = </m:t>
+          <m:t xml:space="preserve"> = </m:t>
         </m:r>
         <m:f>
           <m:num>
@@ -564,7 +1452,7 @@
           </m:den>
         </m:f>
         <m:r>
-          <m:t>   ⟺   τ* = 1 − </m:t>
+          <m:t xml:space="preserve">   ⟺   τ* = 1 − </m:t>
         </m:r>
         <m:sSup>
           <m:sSupPr/>
@@ -580,7 +1468,7 @@
           </m:sup>
         </m:sSup>
         <m:r>
-          <m:t> = 0,6464466…</m:t>
+          <m:t xml:space="preserve"> = 0,6464466…</m:t>
         </m:r>
       </m:oMath>
       <w:r>
@@ -598,6 +1486,7 @@
         <w:pStyle w:val="Heading2"/>
         <w:spacing w:after="120" w:before="280" w:line="360" w:lineRule="atLeast"/>
       </w:pPr>
+      <w:bookmarkStart w:name="_Toc6" w:id="6"/>
       <w:r>
         <w:rPr>
           <w:rFonts w:ascii="Times New Roman" w:cs="Times New Roman" w:eastAsia="Times New Roman" w:hAnsi="Times New Roman"/>
@@ -609,6 +1498,7 @@
         </w:rPr>
         <w:t xml:space="preserve">3.3. Верификация и статус</w:t>
       </w:r>
+      <w:bookmarkEnd w:id="6"/>
     </w:p>
     <w:p>
       <w:pPr>
@@ -697,6 +1587,7 @@
         </w:pBdr>
         <w:spacing w:after="180" w:before="400" w:line="400" w:lineRule="atLeast"/>
       </w:pPr>
+      <w:bookmarkStart w:name="_Toc7" w:id="7"/>
       <w:r>
         <w:rPr>
           <w:rFonts w:ascii="Times New Roman" w:cs="Times New Roman" w:eastAsia="Times New Roman" w:hAnsi="Times New Roman"/>
@@ -708,13 +1599,14 @@
         </w:rPr>
         <w:t xml:space="preserve">4. T2 — единственность точки контакта с реликтовым излучением</w:t>
       </w:r>
+      <w:bookmarkEnd w:id="7"/>
     </w:p>
     <w:p>
       <w:pPr>
         <w:pBdr>
           <w:top w:val="single" w:color="DDD5C0" w:sz="1" w:space="4"/>
+          <w:left w:val="single" w:color="C9A84C" w:sz="12" w:space="10"/>
           <w:bottom w:val="single" w:color="DDD5C0" w:sz="1" w:space="4"/>
-          <w:left w:val="single" w:color="C9A84C" w:sz="12" w:space="10"/>
         </w:pBdr>
         <w:shd w:fill="F5F2E8" w:val="clear"/>
         <w:spacing w:after="160" w:before="160" w:line="312"/>
@@ -749,6 +1641,7 @@
         <w:pStyle w:val="Heading2"/>
         <w:spacing w:after="120" w:before="280" w:line="360" w:lineRule="atLeast"/>
       </w:pPr>
+      <w:bookmarkStart w:name="_Toc8" w:id="8"/>
       <w:r>
         <w:rPr>
           <w:rFonts w:ascii="Times New Roman" w:cs="Times New Roman" w:eastAsia="Times New Roman" w:hAnsi="Times New Roman"/>
@@ -760,6 +1653,7 @@
         </w:rPr>
         <w:t xml:space="preserve">4.1. Условия</w:t>
       </w:r>
+      <w:bookmarkEnd w:id="8"/>
     </w:p>
     <w:p>
       <w:pPr>
@@ -782,6 +1676,7 @@
         <w:pStyle w:val="Heading2"/>
         <w:spacing w:after="120" w:before="280" w:line="360" w:lineRule="atLeast"/>
       </w:pPr>
+      <w:bookmarkStart w:name="_Toc9" w:id="9"/>
       <w:r>
         <w:rPr>
           <w:rFonts w:ascii="Times New Roman" w:cs="Times New Roman" w:eastAsia="Times New Roman" w:hAnsi="Times New Roman"/>
@@ -793,6 +1688,7 @@
         </w:rPr>
         <w:t xml:space="preserve">4.2. Доказательство</w:t>
       </w:r>
+      <w:bookmarkEnd w:id="9"/>
     </w:p>
     <w:p>
       <w:pPr>
@@ -830,7 +1726,7 @@
           </m:sub>
         </m:sSub>
         <m:r>
-          <m:t> = </m:t>
+          <m:t xml:space="preserve"> = </m:t>
         </m:r>
         <m:f>
           <m:num>
@@ -887,7 +1783,7 @@
           </m:den>
         </m:f>
         <m:r>
-          <m:t> ≈ 4,5016·</m:t>
+          <m:t xml:space="preserve"> ≈ 4,5016·</m:t>
         </m:r>
         <m:sSup>
           <m:sSupPr/>
@@ -903,7 +1799,7 @@
           </m:sup>
         </m:sSup>
         <m:r>
-          <m:t> кг</m:t>
+          <m:t xml:space="preserve"> кг</m:t>
         </m:r>
       </m:oMath>
       <w:r>
@@ -921,6 +1817,7 @@
         <w:pStyle w:val="Heading2"/>
         <w:spacing w:after="120" w:before="280" w:line="360" w:lineRule="atLeast"/>
       </w:pPr>
+      <w:bookmarkStart w:name="_Toc10" w:id="10"/>
       <w:r>
         <w:rPr>
           <w:rFonts w:ascii="Times New Roman" w:cs="Times New Roman" w:eastAsia="Times New Roman" w:hAnsi="Times New Roman"/>
@@ -932,6 +1829,7 @@
         </w:rPr>
         <w:t xml:space="preserve">4.3. Верификация и статус</w:t>
       </w:r>
+      <w:bookmarkEnd w:id="10"/>
     </w:p>
     <w:p>
       <w:pPr>
@@ -957,6 +1855,7 @@
         </w:pBdr>
         <w:spacing w:after="180" w:before="400" w:line="400" w:lineRule="atLeast"/>
       </w:pPr>
+      <w:bookmarkStart w:name="_Toc11" w:id="11"/>
       <w:r>
         <w:rPr>
           <w:rFonts w:ascii="Times New Roman" w:cs="Times New Roman" w:eastAsia="Times New Roman" w:hAnsi="Times New Roman"/>
@@ -968,13 +1867,14 @@
         </w:rPr>
         <w:t xml:space="preserve">5. T3 — септинная константа и её семейство</w:t>
       </w:r>
+      <w:bookmarkEnd w:id="11"/>
     </w:p>
     <w:p>
       <w:pPr>
         <w:pBdr>
           <w:top w:val="single" w:color="DDD5C0" w:sz="1" w:space="4"/>
+          <w:left w:val="single" w:color="C9A84C" w:sz="12" w:space="10"/>
           <w:bottom w:val="single" w:color="DDD5C0" w:sz="1" w:space="4"/>
-          <w:left w:val="single" w:color="C9A84C" w:sz="12" w:space="10"/>
         </w:pBdr>
         <w:shd w:fill="F5F2E8" w:val="clear"/>
         <w:spacing w:after="160" w:before="160" w:line="312"/>
@@ -1009,6 +1909,7 @@
         <w:pStyle w:val="Heading2"/>
         <w:spacing w:after="120" w:before="280" w:line="360" w:lineRule="atLeast"/>
       </w:pPr>
+      <w:bookmarkStart w:name="_Toc12" w:id="12"/>
       <w:r>
         <w:rPr>
           <w:rFonts w:ascii="Times New Roman" w:cs="Times New Roman" w:eastAsia="Times New Roman" w:hAnsi="Times New Roman"/>
@@ -1020,6 +1921,7 @@
         </w:rPr>
         <w:t xml:space="preserve">5.1. Доказательство тождества</w:t>
       </w:r>
+      <w:bookmarkEnd w:id="12"/>
     </w:p>
     <w:p>
       <w:pPr>
@@ -1042,6 +1944,7 @@
         <w:pStyle w:val="Heading2"/>
         <w:spacing w:after="120" w:before="280" w:line="360" w:lineRule="atLeast"/>
       </w:pPr>
+      <w:bookmarkStart w:name="_Toc13" w:id="13"/>
       <w:r>
         <w:rPr>
           <w:rFonts w:ascii="Times New Roman" w:cs="Times New Roman" w:eastAsia="Times New Roman" w:hAnsi="Times New Roman"/>
@@ -1053,6 +1956,7 @@
         </w:rPr>
         <w:t xml:space="preserve">5.2. О статусе сравнения</w:t>
       </w:r>
+      <w:bookmarkEnd w:id="13"/>
     </w:p>
     <w:p>
       <w:pPr>
@@ -1080,7 +1984,7 @@
           <wp:inline distT="0" distB="0" distL="0" distR="0">
             <wp:extent cx="5143500" cy="3333750"/>
             <wp:effectExtent t="0" r="0" b="0" l="0"/>
-            <wp:docPr id="1" name="" descr="" title=""/>
+            <wp:docPr id="2" name="" descr="" title=""/>
             <wp:cNvGraphicFramePr>
               <a:graphicFrameLocks xmlns:a="http://schemas.openxmlformats.org/drawingml/2006/main" noChangeAspect="1"/>
             </wp:cNvGraphicFramePr>
@@ -1141,6 +2045,7 @@
         </w:pBdr>
         <w:spacing w:after="180" w:before="400" w:line="400" w:lineRule="atLeast"/>
       </w:pPr>
+      <w:bookmarkStart w:name="_Toc14" w:id="14"/>
       <w:r>
         <w:rPr>
           <w:rFonts w:ascii="Times New Roman" w:cs="Times New Roman" w:eastAsia="Times New Roman" w:hAnsi="Times New Roman"/>
@@ -1152,13 +2057,14 @@
         </w:rPr>
         <w:t xml:space="preserve">6. T4 — сходимость второго порядка движка</w:t>
       </w:r>
+      <w:bookmarkEnd w:id="14"/>
     </w:p>
     <w:p>
       <w:pPr>
         <w:pBdr>
           <w:top w:val="single" w:color="DDD5C0" w:sz="1" w:space="4"/>
+          <w:left w:val="single" w:color="C9A84C" w:sz="12" w:space="10"/>
           <w:bottom w:val="single" w:color="DDD5C0" w:sz="1" w:space="4"/>
-          <w:left w:val="single" w:color="C9A84C" w:sz="12" w:space="10"/>
         </w:pBdr>
         <w:shd w:fill="F5F2E8" w:val="clear"/>
         <w:spacing w:after="160" w:before="160" w:line="312"/>
@@ -1193,6 +2099,7 @@
         <w:pStyle w:val="Heading2"/>
         <w:spacing w:after="120" w:before="280" w:line="360" w:lineRule="atLeast"/>
       </w:pPr>
+      <w:bookmarkStart w:name="_Toc15" w:id="15"/>
       <w:r>
         <w:rPr>
           <w:rFonts w:ascii="Times New Roman" w:cs="Times New Roman" w:eastAsia="Times New Roman" w:hAnsi="Times New Roman"/>
@@ -1204,6 +2111,7 @@
         </w:rPr>
         <w:t xml:space="preserve">6.1. Условия и метод измерения</w:t>
       </w:r>
+      <w:bookmarkEnd w:id="15"/>
     </w:p>
     <w:p>
       <w:pPr>
@@ -1226,6 +2134,7 @@
         <w:pStyle w:val="Heading2"/>
         <w:spacing w:after="120" w:before="280" w:line="360" w:lineRule="atLeast"/>
       </w:pPr>
+      <w:bookmarkStart w:name="_Toc16" w:id="16"/>
       <w:r>
         <w:rPr>
           <w:rFonts w:ascii="Times New Roman" w:cs="Times New Roman" w:eastAsia="Times New Roman" w:hAnsi="Times New Roman"/>
@@ -1237,6 +2146,7 @@
         </w:rPr>
         <w:t xml:space="preserve">6.2. Верификация и статус</w:t>
       </w:r>
+      <w:bookmarkEnd w:id="16"/>
     </w:p>
     <w:p>
       <w:pPr>
@@ -1264,7 +2174,7 @@
           <wp:inline distT="0" distB="0" distL="0" distR="0">
             <wp:extent cx="4953000" cy="3219450"/>
             <wp:effectExtent t="0" r="0" b="0" l="0"/>
-            <wp:docPr id="1" name="" descr="" title=""/>
+            <wp:docPr id="3" name="" descr="" title=""/>
             <wp:cNvGraphicFramePr>
               <a:graphicFrameLocks xmlns:a="http://schemas.openxmlformats.org/drawingml/2006/main" noChangeAspect="1"/>
             </wp:cNvGraphicFramePr>
@@ -1325,6 +2235,7 @@
         </w:pBdr>
         <w:spacing w:after="180" w:before="400" w:line="400" w:lineRule="atLeast"/>
       </w:pPr>
+      <w:bookmarkStart w:name="_Toc17" w:id="17"/>
       <w:r>
         <w:rPr>
           <w:rFonts w:ascii="Times New Roman" w:cs="Times New Roman" w:eastAsia="Times New Roman" w:hAnsi="Times New Roman"/>
@@ -1336,13 +2247,14 @@
         </w:rPr>
         <w:t xml:space="preserve">7. T5 — закон массового пола</w:t>
       </w:r>
+      <w:bookmarkEnd w:id="17"/>
     </w:p>
     <w:p>
       <w:pPr>
         <w:pBdr>
           <w:top w:val="single" w:color="DDD5C0" w:sz="1" w:space="4"/>
+          <w:left w:val="single" w:color="C9A84C" w:sz="12" w:space="10"/>
           <w:bottom w:val="single" w:color="DDD5C0" w:sz="1" w:space="4"/>
-          <w:left w:val="single" w:color="C9A84C" w:sz="12" w:space="10"/>
         </w:pBdr>
         <w:shd w:fill="F5F2E8" w:val="clear"/>
         <w:spacing w:after="160" w:before="160" w:line="312"/>
@@ -1377,6 +2289,7 @@
         <w:pStyle w:val="Heading2"/>
         <w:spacing w:after="120" w:before="280" w:line="360" w:lineRule="atLeast"/>
       </w:pPr>
+      <w:bookmarkStart w:name="_Toc18" w:id="18"/>
       <w:r>
         <w:rPr>
           <w:rFonts w:ascii="Times New Roman" w:cs="Times New Roman" w:eastAsia="Times New Roman" w:hAnsi="Times New Roman"/>
@@ -1388,6 +2301,7 @@
         </w:rPr>
         <w:t xml:space="preserve">7.1. Данные</w:t>
       </w:r>
+      <w:bookmarkEnd w:id="18"/>
     </w:p>
     <w:p>
       <w:pPr>
@@ -1409,7 +2323,7 @@
     </w:p>
     <w:tbl>
       <w:tblPr>
-        <w:tblW w:type="pct" w:w="100%"/>
+        <w:tblW w:type="pct" w:w="5000"/>
         <w:tblBorders>
           <w:top w:val="single" w:color="C9A84C" w:sz="6"/>
           <w:left w:val="none" w:color="FFFFFF" w:sz="0"/>
@@ -1420,10 +2334,10 @@
         </w:tblBorders>
       </w:tblPr>
       <w:tblGrid>
-        <w:gridCol w:w="100"/>
-        <w:gridCol w:w="100"/>
-        <w:gridCol w:w="100"/>
-        <w:gridCol w:w="100"/>
+        <w:gridCol w:w="1582"/>
+        <w:gridCol w:w="2812"/>
+        <w:gridCol w:w="2109"/>
+        <w:gridCol w:w="2285"/>
       </w:tblGrid>
       <w:tr>
         <w:trPr>
@@ -1432,7 +2346,7 @@
         </w:trPr>
         <w:tc>
           <w:tcPr>
-            <w:tcW w:type="pct" w:w="18%"/>
+            <w:tcW w:type="pct" w:w="900"/>
             <w:shd w:fill="C9A84C" w:val="clear"/>
             <w:tcMar>
               <w:top w:type="dxa" w:w="60"/>
@@ -1461,7 +2375,7 @@
         </w:tc>
         <w:tc>
           <w:tcPr>
-            <w:tcW w:type="pct" w:w="32%"/>
+            <w:tcW w:type="pct" w:w="1600"/>
             <w:shd w:fill="C9A84C" w:val="clear"/>
             <w:tcMar>
               <w:top w:type="dxa" w:w="60"/>
@@ -1490,7 +2404,7 @@
         </w:tc>
         <w:tc>
           <w:tcPr>
-            <w:tcW w:type="pct" w:w="24%"/>
+            <w:tcW w:type="pct" w:w="1200"/>
             <w:shd w:fill="C9A84C" w:val="clear"/>
             <w:tcMar>
               <w:top w:type="dxa" w:w="60"/>
@@ -1519,7 +2433,7 @@
         </w:tc>
         <w:tc>
           <w:tcPr>
-            <w:tcW w:type="pct" w:w="26%"/>
+            <w:tcW w:type="pct" w:w="1300"/>
             <w:shd w:fill="C9A84C" w:val="clear"/>
             <w:tcMar>
               <w:top w:type="dxa" w:w="60"/>
@@ -1553,7 +2467,7 @@
         </w:trPr>
         <w:tc>
           <w:tcPr>
-            <w:tcW w:type="pct" w:w="18%"/>
+            <w:tcW w:type="pct" w:w="900"/>
             <w:tcMar>
               <w:top w:type="dxa" w:w="60"/>
               <w:left w:type="dxa" w:w="100"/>
@@ -1581,7 +2495,7 @@
         </w:tc>
         <w:tc>
           <w:tcPr>
-            <w:tcW w:type="pct" w:w="32%"/>
+            <w:tcW w:type="pct" w:w="1600"/>
             <w:tcMar>
               <w:top w:type="dxa" w:w="60"/>
               <w:left w:type="dxa" w:w="100"/>
@@ -1609,7 +2523,7 @@
         </w:tc>
         <w:tc>
           <w:tcPr>
-            <w:tcW w:type="pct" w:w="24%"/>
+            <w:tcW w:type="pct" w:w="1200"/>
             <w:tcMar>
               <w:top w:type="dxa" w:w="60"/>
               <w:left w:type="dxa" w:w="100"/>
@@ -1637,7 +2551,7 @@
         </w:tc>
         <w:tc>
           <w:tcPr>
-            <w:tcW w:type="pct" w:w="26%"/>
+            <w:tcW w:type="pct" w:w="1300"/>
             <w:tcMar>
               <w:top w:type="dxa" w:w="60"/>
               <w:left w:type="dxa" w:w="100"/>
@@ -1670,7 +2584,7 @@
         </w:trPr>
         <w:tc>
           <w:tcPr>
-            <w:tcW w:type="pct" w:w="18%"/>
+            <w:tcW w:type="pct" w:w="900"/>
             <w:shd w:fill="F5F2E8" w:val="clear"/>
             <w:tcMar>
               <w:top w:type="dxa" w:w="60"/>
@@ -1699,7 +2613,7 @@
         </w:tc>
         <w:tc>
           <w:tcPr>
-            <w:tcW w:type="pct" w:w="32%"/>
+            <w:tcW w:type="pct" w:w="1600"/>
             <w:shd w:fill="F5F2E8" w:val="clear"/>
             <w:tcMar>
               <w:top w:type="dxa" w:w="60"/>
@@ -1728,7 +2642,7 @@
         </w:tc>
         <w:tc>
           <w:tcPr>
-            <w:tcW w:type="pct" w:w="24%"/>
+            <w:tcW w:type="pct" w:w="1200"/>
             <w:shd w:fill="F5F2E8" w:val="clear"/>
             <w:tcMar>
               <w:top w:type="dxa" w:w="60"/>
@@ -1757,7 +2671,7 @@
         </w:tc>
         <w:tc>
           <w:tcPr>
-            <w:tcW w:type="pct" w:w="26%"/>
+            <w:tcW w:type="pct" w:w="1300"/>
             <w:shd w:fill="F5F2E8" w:val="clear"/>
             <w:tcMar>
               <w:top w:type="dxa" w:w="60"/>
@@ -1791,7 +2705,7 @@
         </w:trPr>
         <w:tc>
           <w:tcPr>
-            <w:tcW w:type="pct" w:w="18%"/>
+            <w:tcW w:type="pct" w:w="900"/>
             <w:tcMar>
               <w:top w:type="dxa" w:w="60"/>
               <w:left w:type="dxa" w:w="100"/>
@@ -1819,7 +2733,7 @@
         </w:tc>
         <w:tc>
           <w:tcPr>
-            <w:tcW w:type="pct" w:w="32%"/>
+            <w:tcW w:type="pct" w:w="1600"/>
             <w:tcMar>
               <w:top w:type="dxa" w:w="60"/>
               <w:left w:type="dxa" w:w="100"/>
@@ -1847,7 +2761,7 @@
         </w:tc>
         <w:tc>
           <w:tcPr>
-            <w:tcW w:type="pct" w:w="24%"/>
+            <w:tcW w:type="pct" w:w="1200"/>
             <w:tcMar>
               <w:top w:type="dxa" w:w="60"/>
               <w:left w:type="dxa" w:w="100"/>
@@ -1875,7 +2789,7 @@
         </w:tc>
         <w:tc>
           <w:tcPr>
-            <w:tcW w:type="pct" w:w="26%"/>
+            <w:tcW w:type="pct" w:w="1300"/>
             <w:tcMar>
               <w:top w:type="dxa" w:w="60"/>
               <w:left w:type="dxa" w:w="100"/>
@@ -1908,6 +2822,7 @@
         <w:pStyle w:val="Heading2"/>
         <w:spacing w:after="120" w:before="280" w:line="360" w:lineRule="atLeast"/>
       </w:pPr>
+      <w:bookmarkStart w:name="_Toc19" w:id="19"/>
       <w:r>
         <w:rPr>
           <w:rFonts w:ascii="Times New Roman" w:cs="Times New Roman" w:eastAsia="Times New Roman" w:hAnsi="Times New Roman"/>
@@ -1919,6 +2834,7 @@
         </w:rPr>
         <w:t xml:space="preserve">7.2. Интерпретация и границы действия</w:t>
       </w:r>
+      <w:bookmarkEnd w:id="19"/>
     </w:p>
     <w:p>
       <w:pPr>
@@ -1962,7 +2878,7 @@
           <wp:inline distT="0" distB="0" distL="0" distR="0">
             <wp:extent cx="5143500" cy="3333750"/>
             <wp:effectExtent t="0" r="0" b="0" l="0"/>
-            <wp:docPr id="1" name="" descr="" title=""/>
+            <wp:docPr id="4" name="" descr="" title=""/>
             <wp:cNvGraphicFramePr>
               <a:graphicFrameLocks xmlns:a="http://schemas.openxmlformats.org/drawingml/2006/main" noChangeAspect="1"/>
             </wp:cNvGraphicFramePr>
@@ -2023,6 +2939,7 @@
         </w:pBdr>
         <w:spacing w:after="180" w:before="400" w:line="400" w:lineRule="atLeast"/>
       </w:pPr>
+      <w:bookmarkStart w:name="_Toc20" w:id="20"/>
       <w:r>
         <w:rPr>
           <w:rFonts w:ascii="Times New Roman" w:cs="Times New Roman" w:eastAsia="Times New Roman" w:hAnsi="Times New Roman"/>
@@ -2034,13 +2951,14 @@
         </w:rPr>
         <w:t xml:space="preserve">8. T6 — якорное произведение Δ·γ</w:t>
       </w:r>
+      <w:bookmarkEnd w:id="20"/>
     </w:p>
     <w:p>
       <w:pPr>
         <w:pBdr>
           <w:top w:val="single" w:color="DDD5C0" w:sz="1" w:space="4"/>
+          <w:left w:val="single" w:color="C9A84C" w:sz="12" w:space="10"/>
           <w:bottom w:val="single" w:color="DDD5C0" w:sz="1" w:space="4"/>
-          <w:left w:val="single" w:color="C9A84C" w:sz="12" w:space="10"/>
         </w:pBdr>
         <w:shd w:fill="F5F2E8" w:val="clear"/>
         <w:spacing w:after="160" w:before="160" w:line="312"/>
@@ -2067,7 +2985,7 @@
           <w:sz w:val="24"/>
           <w:szCs w:val="24"/>
         </w:rPr>
-        <w:t xml:space="preserve">Произведение литературных якорей Δ·γ = 3,44 × 0,374 = 1,28656 лежит в допуске цели 1,27 ± 0,05 (отклонение 1,3 %) — зачёт на якорном уровне; движковый уровень остаётся честным негативом.</w:t>
+        <w:t xml:space="preserve">Произведение литературных якорей Δ·γ = 3,44 × 0,374 = 1,28656 лежит в замороженном допуске 1,27 ± 0,05 (отклонение 1,3 %) — классифицировано на v2.2.0 как ANCHOR_ARITHMETIC: утверждение о согласованности собственных якорей проекта, НЕ измерение; движковый уровень остаётся честно INCONCLUSIVE.</w:t>
       </w:r>
     </w:p>
     <w:p>
@@ -2075,6 +2993,7 @@
         <w:pStyle w:val="Heading2"/>
         <w:spacing w:after="120" w:before="280" w:line="360" w:lineRule="atLeast"/>
       </w:pPr>
+      <w:bookmarkStart w:name="_Toc21" w:id="21"/>
       <w:r>
         <w:rPr>
           <w:rFonts w:ascii="Times New Roman" w:cs="Times New Roman" w:eastAsia="Times New Roman" w:hAnsi="Times New Roman"/>
@@ -2086,6 +3005,7 @@
         </w:rPr>
         <w:t xml:space="preserve">8.1. Разделение уровней</w:t>
       </w:r>
+      <w:bookmarkEnd w:id="21"/>
     </w:p>
     <w:p>
       <w:pPr>
@@ -2100,7 +3020,7 @@
           <w:sz w:val="24"/>
           <w:szCs w:val="24"/>
         </w:rPr>
-        <w:t xml:space="preserve">Якорный уровень — арифметика над двумя литературными константами: она точна и воспроизводима (3,44 × 0,374 = 1,28656 с точностью до округления второго множителя). Движковый уровень — собственное измерение Δ и γ нашим решателем: на фиксированных сетках γ не измеряем (пол сетки, см. T5), а на концентрированных сетках N = 1600/3200 долремедиационные фиты по порогам каждой сетки определяются полом — γ_eff = 0,041 / 0,060 при r² = 0,33 / 0,41, — а Δ не разрешается (менее трёх пиков) вплоть до N = 3200. Заявление v2.0.0 о «стабилизации γ_eff около 0,12» было артефактом измерения ε от порога N=800 на глубоких сетках (находка аудита F-2, IVP-11) и отозвано; зафиксированы исправленные значения. Поэтому зачёт T6 относится к якорю, а не к движку — и это различие проведено во всех артефактах пакета (вердикт C3, RESULTS.md строка 10, фигура hq_12).</w:t>
+        <w:t xml:space="preserve">Якорный уровень — арифметика над двумя литературными константами: она точна и воспроизводима (3,44 × 0,374 = 1,28656 с точностью до округления второго множителя). Движковый уровень — собственное измерение Δ и γ нашим решателем: на фиксированных сетках γ не измеряем (пол сетки, см. T5), а на концентрированных сетках N = 1600/3200 долремедиационные фиты по порогам каждой сетки определяются полом — γ_eff = 0,041 / 0,060 при r² = 0,33 / 0,41, — а Δ не разрешается (менее трёх пиков) вплоть до N = 3200. Заявление v2.0.0 о «стабилизации γ_eff около 0,12» было артефактом измерения ε от порога N=800 на глубоких сетках (находка аудита F-2, IVP-11) и отозвано; зафиксированы исправленные значения. Допуск T6 был выбран пост-фактум в v1.x и ЗАМОРОЖЕН решением PREREGISTRATION.md начиная с v2.2.0; якорное произведение поэтому классифицировано как ANCHOR_ARITHMETIC — оно относится к якорной арифметике, а не к движку, и больше никогда не подаётся как физический зачёт (различие проведено во всех артефактах: вердикт C3, RESULTS.md строка 12, фигура hq_12 и предрегистрированные критерии).</w:t>
       </w:r>
     </w:p>
     <w:p>
@@ -2108,6 +3028,7 @@
         <w:pStyle w:val="Heading2"/>
         <w:spacing w:after="120" w:before="280" w:line="360" w:lineRule="atLeast"/>
       </w:pPr>
+      <w:bookmarkStart w:name="_Toc22" w:id="22"/>
       <w:r>
         <w:rPr>
           <w:rFonts w:ascii="Times New Roman" w:cs="Times New Roman" w:eastAsia="Times New Roman" w:hAnsi="Times New Roman"/>
@@ -2119,6 +3040,7 @@
         </w:rPr>
         <w:t xml:space="preserve">8.2. Что изменил бы движковый зачёт</w:t>
       </w:r>
+      <w:bookmarkEnd w:id="22"/>
     </w:p>
     <w:p>
       <w:pPr>
@@ -2133,7 +3055,7 @@
           <w:sz w:val="24"/>
           <w:szCs w:val="24"/>
         </w:rPr>
-        <w:t xml:space="preserve">Движковый зачёт T6 стал бы возможен только после преодоления закона пола (T5) движковой модернизацией: истинный AMR с адаптацией к точке накопления либо гибрид с подвижной внутренней границей. Явный численный критерий зафиксирован в дорожной карте: движковый γ, совместимый с 0,374 в пределах 10 %, и не менее трёх разрешённых эхо-пиков. До этого момента T6 остаётся сравнением с честно помеченным негативом на движковой стороне.</w:t>
+        <w:t xml:space="preserve">Движковый зачёт T6 стал бы возможен только после преодоления закона пола (T5) движковой модернизацией: истинный AMR с адаптацией к точке накопления либо гибрид с подвижной внутренней границей. Явные численные критерии ПРЕДРЕГИСТРИРОВАНЫ в PREREGISTRATION.md (v2.2.0, до следующего прогона движка): движковый γ, совместимый с 0,374 в пределах ±0,02 при r² ≥ 0,99 в полосе без пола, не менее трёх разрешённых эхо-пиков и замороженная цель произведения 1,27 ± 0,05. До тех пор T6 остаётся якорной арифметикой с честно помеченным INCONCLUSIVE на движковой стороне.</w:t>
       </w:r>
     </w:p>
     <w:p>
@@ -2146,7 +3068,7 @@
           <wp:inline distT="0" distB="0" distL="0" distR="0">
             <wp:extent cx="4953000" cy="3209925"/>
             <wp:effectExtent t="0" r="0" b="0" l="0"/>
-            <wp:docPr id="1" name="" descr="" title=""/>
+            <wp:docPr id="5" name="" descr="" title=""/>
             <wp:cNvGraphicFramePr>
               <a:graphicFrameLocks xmlns:a="http://schemas.openxmlformats.org/drawingml/2006/main" noChangeAspect="1"/>
             </wp:cNvGraphicFramePr>
@@ -2196,7 +3118,7 @@
           <w:sz w:val="20"/>
           <w:szCs w:val="20"/>
         </w:rPr>
-        <w:t xml:space="preserve">Рис. 8.1. Якорное произведение Δ·γ = 1,28656 против цели 1,27 ± 0,05 — зачёт с отклонением 1,3 %.</w:t>
+        <w:t xml:space="preserve">Рис. 8.1. Якорное произведение Δ·γ = 1,28656 против замороженной цели 1,27 ± 0,05 — внутри допуска с отклонением 1,3 % (ANCHOR_ARITHMETIC, не измерение).</w:t>
       </w:r>
     </w:p>
     <w:p>
@@ -2207,6 +3129,7 @@
         </w:pBdr>
         <w:spacing w:after="180" w:before="400" w:line="400" w:lineRule="atLeast"/>
       </w:pPr>
+      <w:bookmarkStart w:name="_Toc23" w:id="23"/>
       <w:r>
         <w:rPr>
           <w:rFonts w:ascii="Times New Roman" w:cs="Times New Roman" w:eastAsia="Times New Roman" w:hAnsi="Times New Roman"/>
@@ -2218,13 +3141,14 @@
         </w:rPr>
         <w:t xml:space="preserve">9. T7 — докритическая монотонность и логарифмическое замедление</w:t>
       </w:r>
+      <w:bookmarkEnd w:id="23"/>
     </w:p>
     <w:p>
       <w:pPr>
         <w:pBdr>
           <w:top w:val="single" w:color="DDD5C0" w:sz="1" w:space="4"/>
+          <w:left w:val="single" w:color="C9A84C" w:sz="12" w:space="10"/>
           <w:bottom w:val="single" w:color="DDD5C0" w:sz="1" w:space="4"/>
-          <w:left w:val="single" w:color="C9A84C" w:sz="12" w:space="10"/>
         </w:pBdr>
         <w:shd w:fill="F5F2E8" w:val="clear"/>
         <w:spacing w:after="160" w:before="160" w:line="312"/>
@@ -2259,6 +3183,7 @@
         <w:pStyle w:val="Heading2"/>
         <w:spacing w:after="120" w:before="280" w:line="360" w:lineRule="atLeast"/>
       </w:pPr>
+      <w:bookmarkStart w:name="_Toc24" w:id="24"/>
       <w:r>
         <w:rPr>
           <w:rFonts w:ascii="Times New Roman" w:cs="Times New Roman" w:eastAsia="Times New Roman" w:hAnsi="Times New Roman"/>
@@ -2270,6 +3195,7 @@
         </w:rPr>
         <w:t xml:space="preserve">9.1. Монотонность</w:t>
       </w:r>
+      <w:bookmarkEnd w:id="24"/>
     </w:p>
     <w:p>
       <w:pPr>
@@ -2292,6 +3218,7 @@
         <w:pStyle w:val="Heading2"/>
         <w:spacing w:after="120" w:before="280" w:line="360" w:lineRule="atLeast"/>
       </w:pPr>
+      <w:bookmarkStart w:name="_Toc25" w:id="25"/>
       <w:r>
         <w:rPr>
           <w:rFonts w:ascii="Times New Roman" w:cs="Times New Roman" w:eastAsia="Times New Roman" w:hAnsi="Times New Roman"/>
@@ -2303,6 +3230,7 @@
         </w:rPr>
         <w:t xml:space="preserve">9.2. Замедление</w:t>
       </w:r>
+      <w:bookmarkEnd w:id="25"/>
     </w:p>
     <w:p>
       <w:pPr>
@@ -2330,7 +3258,7 @@
           <wp:inline distT="0" distB="0" distL="0" distR="0">
             <wp:extent cx="5143500" cy="3333750"/>
             <wp:effectExtent t="0" r="0" b="0" l="0"/>
-            <wp:docPr id="1" name="" descr="" title=""/>
+            <wp:docPr id="6" name="" descr="" title=""/>
             <wp:cNvGraphicFramePr>
               <a:graphicFrameLocks xmlns:a="http://schemas.openxmlformats.org/drawingml/2006/main" noChangeAspect="1"/>
             </wp:cNvGraphicFramePr>
@@ -2388,6 +3316,7 @@
         <w:pStyle w:val="Heading2"/>
         <w:spacing w:after="120" w:before="280" w:line="360" w:lineRule="atLeast"/>
       </w:pPr>
+      <w:bookmarkStart w:name="_Toc26" w:id="26"/>
       <w:r>
         <w:rPr>
           <w:rFonts w:ascii="Times New Roman" w:cs="Times New Roman" w:eastAsia="Times New Roman" w:hAnsi="Times New Roman"/>
@@ -2399,6 +3328,7 @@
         </w:rPr>
         <w:t xml:space="preserve">9.3. Статус</w:t>
       </w:r>
+      <w:bookmarkEnd w:id="26"/>
     </w:p>
     <w:p>
       <w:pPr>
@@ -2424,6 +3354,7 @@
         </w:pBdr>
         <w:spacing w:after="180" w:before="400" w:line="400" w:lineRule="atLeast"/>
       </w:pPr>
+      <w:bookmarkStart w:name="_Toc27" w:id="27"/>
       <w:r>
         <w:rPr>
           <w:rFonts w:ascii="Times New Roman" w:cs="Times New Roman" w:eastAsia="Times New Roman" w:hAnsi="Times New Roman"/>
@@ -2435,13 +3366,14 @@
         </w:rPr>
         <w:t xml:space="preserve">10. T8 — граница накопления эхо</w:t>
       </w:r>
+      <w:bookmarkEnd w:id="27"/>
     </w:p>
     <w:p>
       <w:pPr>
         <w:pBdr>
           <w:top w:val="single" w:color="DDD5C0" w:sz="1" w:space="4"/>
+          <w:left w:val="single" w:color="C9A84C" w:sz="12" w:space="10"/>
           <w:bottom w:val="single" w:color="DDD5C0" w:sz="1" w:space="4"/>
-          <w:left w:val="single" w:color="C9A84C" w:sz="12" w:space="10"/>
         </w:pBdr>
         <w:shd w:fill="F5F2E8" w:val="clear"/>
         <w:spacing w:after="160" w:before="160" w:line="312"/>
@@ -2476,6 +3408,7 @@
         <w:pStyle w:val="Heading2"/>
         <w:spacing w:after="120" w:before="280" w:line="360" w:lineRule="atLeast"/>
       </w:pPr>
+      <w:bookmarkStart w:name="_Toc28" w:id="28"/>
       <w:r>
         <w:rPr>
           <w:rFonts w:ascii="Times New Roman" w:cs="Times New Roman" w:eastAsia="Times New Roman" w:hAnsi="Times New Roman"/>
@@ -2487,6 +3420,7 @@
         </w:rPr>
         <w:t xml:space="preserve">10.1. Содержание утверждения</w:t>
       </w:r>
+      <w:bookmarkEnd w:id="28"/>
     </w:p>
     <w:p>
       <w:pPr>
@@ -2509,6 +3443,7 @@
         <w:pStyle w:val="Heading2"/>
         <w:spacing w:after="120" w:before="280" w:line="360" w:lineRule="atLeast"/>
       </w:pPr>
+      <w:bookmarkStart w:name="_Toc29" w:id="29"/>
       <w:r>
         <w:rPr>
           <w:rFonts w:ascii="Times New Roman" w:cs="Times New Roman" w:eastAsia="Times New Roman" w:hAnsi="Times New Roman"/>
@@ -2520,6 +3455,7 @@
         </w:rPr>
         <w:t xml:space="preserve">10.2. Границы действия и честные оговорки</w:t>
       </w:r>
+      <w:bookmarkEnd w:id="29"/>
     </w:p>
     <w:p>
       <w:pPr>
@@ -2545,6 +3481,7 @@
         </w:pBdr>
         <w:spacing w:after="180" w:before="400" w:line="400" w:lineRule="atLeast"/>
       </w:pPr>
+      <w:bookmarkStart w:name="_Toc30" w:id="30"/>
       <w:r>
         <w:rPr>
           <w:rFonts w:ascii="Times New Roman" w:cs="Times New Roman" w:eastAsia="Times New Roman" w:hAnsi="Times New Roman"/>
@@ -2556,13 +3493,14 @@
         </w:rPr>
         <w:t xml:space="preserve">11. T9 — половина энтропии в момент Пейджа</w:t>
       </w:r>
+      <w:bookmarkEnd w:id="30"/>
     </w:p>
     <w:p>
       <w:pPr>
         <w:pBdr>
           <w:top w:val="single" w:color="DDD5C0" w:sz="1" w:space="4"/>
+          <w:left w:val="single" w:color="C9A84C" w:sz="12" w:space="10"/>
           <w:bottom w:val="single" w:color="DDD5C0" w:sz="1" w:space="4"/>
-          <w:left w:val="single" w:color="C9A84C" w:sz="12" w:space="10"/>
         </w:pBdr>
         <w:shd w:fill="F5F2E8" w:val="clear"/>
         <w:spacing w:after="160" w:before="160" w:line="312"/>
@@ -2597,6 +3535,7 @@
         <w:pStyle w:val="Heading2"/>
         <w:spacing w:after="120" w:before="280" w:line="360" w:lineRule="atLeast"/>
       </w:pPr>
+      <w:bookmarkStart w:name="_Toc31" w:id="31"/>
       <w:r>
         <w:rPr>
           <w:rFonts w:ascii="Times New Roman" w:cs="Times New Roman" w:eastAsia="Times New Roman" w:hAnsi="Times New Roman"/>
@@ -2608,6 +3547,7 @@
         </w:rPr>
         <w:t xml:space="preserve">11.1. Доказательство</w:t>
       </w:r>
+      <w:bookmarkEnd w:id="31"/>
     </w:p>
     <w:p>
       <w:pPr>
@@ -2630,6 +3570,7 @@
         <w:pStyle w:val="Heading2"/>
         <w:spacing w:after="120" w:before="280" w:line="360" w:lineRule="atLeast"/>
       </w:pPr>
+      <w:bookmarkStart w:name="_Toc32" w:id="32"/>
       <w:r>
         <w:rPr>
           <w:rFonts w:ascii="Times New Roman" w:cs="Times New Roman" w:eastAsia="Times New Roman" w:hAnsi="Times New Roman"/>
@@ -2641,6 +3582,7 @@
         </w:rPr>
         <w:t xml:space="preserve">11.2. Верификация</w:t>
       </w:r>
+      <w:bookmarkEnd w:id="32"/>
     </w:p>
     <w:p>
       <w:pPr>
@@ -2666,6 +3608,7 @@
         </w:pBdr>
         <w:spacing w:after="180" w:before="400" w:line="400" w:lineRule="atLeast"/>
       </w:pPr>
+      <w:bookmarkStart w:name="_Toc33" w:id="33"/>
       <w:r>
         <w:rPr>
           <w:rFonts w:ascii="Times New Roman" w:cs="Times New Roman" w:eastAsia="Times New Roman" w:hAnsi="Times New Roman"/>
@@ -2677,13 +3620,14 @@
         </w:rPr>
         <w:t xml:space="preserve">12. T10 — закон дрейфа с разрешением (почему одна формула даёт разные значения)</w:t>
       </w:r>
+      <w:bookmarkEnd w:id="33"/>
     </w:p>
     <w:p>
       <w:pPr>
         <w:pBdr>
           <w:top w:val="single" w:color="DDD5C0" w:sz="1" w:space="4"/>
+          <w:left w:val="single" w:color="C9A84C" w:sz="12" w:space="10"/>
           <w:bottom w:val="single" w:color="DDD5C0" w:sz="1" w:space="4"/>
-          <w:left w:val="single" w:color="C9A84C" w:sz="12" w:space="10"/>
         </w:pBdr>
         <w:shd w:fill="F5F2E8" w:val="clear"/>
         <w:spacing w:after="160" w:before="160" w:line="312"/>
@@ -2718,6 +3662,7 @@
         <w:pStyle w:val="Heading2"/>
         <w:spacing w:after="120" w:before="280" w:line="360" w:lineRule="atLeast"/>
       </w:pPr>
+      <w:bookmarkStart w:name="_Toc34" w:id="34"/>
       <w:r>
         <w:rPr>
           <w:rFonts w:ascii="Times New Roman" w:cs="Times New Roman" w:eastAsia="Times New Roman" w:hAnsi="Times New Roman"/>
@@ -2729,6 +3674,7 @@
         </w:rPr>
         <w:t xml:space="preserve">12.1. Две точные леммы</w:t>
       </w:r>
+      <w:bookmarkEnd w:id="34"/>
     </w:p>
     <w:p>
       <w:pPr>
@@ -2767,6 +3713,7 @@
         <w:pStyle w:val="Heading2"/>
         <w:spacing w:after="120" w:before="280" w:line="360" w:lineRule="atLeast"/>
       </w:pPr>
+      <w:bookmarkStart w:name="_Toc35" w:id="35"/>
       <w:r>
         <w:rPr>
           <w:rFonts w:ascii="Times New Roman" w:cs="Times New Roman" w:eastAsia="Times New Roman" w:hAnsi="Times New Roman"/>
@@ -2778,6 +3725,7 @@
         </w:rPr>
         <w:t xml:space="preserve">12.2. Сдвиг порога и его измерение</w:t>
       </w:r>
+      <w:bookmarkEnd w:id="35"/>
     </w:p>
     <w:p>
       <w:pPr>
@@ -2805,7 +3753,7 @@
           <wp:inline distT="0" distB="0" distL="0" distR="0">
             <wp:extent cx="5143500" cy="3228975"/>
             <wp:effectExtent t="0" r="0" b="0" l="0"/>
-            <wp:docPr id="1" name="" descr="" title=""/>
+            <wp:docPr id="7" name="" descr="" title=""/>
             <wp:cNvGraphicFramePr>
               <a:graphicFrameLocks xmlns:a="http://schemas.openxmlformats.org/drawingml/2006/main" noChangeAspect="1"/>
             </wp:cNvGraphicFramePr>
@@ -2863,6 +3811,7 @@
         <w:pStyle w:val="Heading2"/>
         <w:spacing w:after="120" w:before="280" w:line="360" w:lineRule="atLeast"/>
       </w:pPr>
+      <w:bookmarkStart w:name="_Toc36" w:id="36"/>
       <w:r>
         <w:rPr>
           <w:rFonts w:ascii="Times New Roman" w:cs="Times New Roman" w:eastAsia="Times New Roman" w:hAnsi="Times New Roman"/>
@@ -2874,6 +3823,7 @@
         </w:rPr>
         <w:t xml:space="preserve">12.3. Статус и честные негативы</w:t>
       </w:r>
+      <w:bookmarkEnd w:id="36"/>
     </w:p>
     <w:p>
       <w:pPr>
@@ -2899,6 +3849,7 @@
         </w:pBdr>
         <w:spacing w:after="180" w:before="400" w:line="400" w:lineRule="atLeast"/>
       </w:pPr>
+      <w:bookmarkStart w:name="_Toc37" w:id="37"/>
       <w:r>
         <w:rPr>
           <w:rFonts w:ascii="Times New Roman" w:cs="Times New Roman" w:eastAsia="Times New Roman" w:hAnsi="Times New Roman"/>
@@ -2910,6 +3861,7 @@
         </w:rPr>
         <w:t xml:space="preserve">13. Матрица верификации</w:t>
       </w:r>
+      <w:bookmarkEnd w:id="37"/>
     </w:p>
     <w:p>
       <w:pPr>
@@ -2947,7 +3899,7 @@
     </w:p>
     <w:tbl>
       <w:tblPr>
-        <w:tblW w:type="pct" w:w="100%"/>
+        <w:tblW w:type="pct" w:w="5000"/>
         <w:tblBorders>
           <w:top w:val="single" w:color="C9A84C" w:sz="6"/>
           <w:left w:val="none" w:color="FFFFFF" w:sz="0"/>
@@ -2958,11 +3910,11 @@
         </w:tblBorders>
       </w:tblPr>
       <w:tblGrid>
-        <w:gridCol w:w="100"/>
-        <w:gridCol w:w="100"/>
-        <w:gridCol w:w="100"/>
-        <w:gridCol w:w="100"/>
-        <w:gridCol w:w="100"/>
+        <w:gridCol w:w="703"/>
+        <w:gridCol w:w="2636"/>
+        <w:gridCol w:w="1758"/>
+        <w:gridCol w:w="1758"/>
+        <w:gridCol w:w="1933"/>
       </w:tblGrid>
       <w:tr>
         <w:trPr>
@@ -2971,7 +3923,7 @@
         </w:trPr>
         <w:tc>
           <w:tcPr>
-            <w:tcW w:type="pct" w:w="8%"/>
+            <w:tcW w:type="pct" w:w="400"/>
             <w:shd w:fill="C9A84C" w:val="clear"/>
             <w:tcMar>
               <w:top w:type="dxa" w:w="60"/>
@@ -3000,7 +3952,7 @@
         </w:tc>
         <w:tc>
           <w:tcPr>
-            <w:tcW w:type="pct" w:w="30%"/>
+            <w:tcW w:type="pct" w:w="1500"/>
             <w:shd w:fill="C9A84C" w:val="clear"/>
             <w:tcMar>
               <w:top w:type="dxa" w:w="60"/>
@@ -3029,7 +3981,7 @@
         </w:tc>
         <w:tc>
           <w:tcPr>
-            <w:tcW w:type="pct" w:w="20%"/>
+            <w:tcW w:type="pct" w:w="1000"/>
             <w:shd w:fill="C9A84C" w:val="clear"/>
             <w:tcMar>
               <w:top w:type="dxa" w:w="60"/>
@@ -3058,7 +4010,7 @@
         </w:tc>
         <w:tc>
           <w:tcPr>
-            <w:tcW w:type="pct" w:w="20%"/>
+            <w:tcW w:type="pct" w:w="1000"/>
             <w:shd w:fill="C9A84C" w:val="clear"/>
             <w:tcMar>
               <w:top w:type="dxa" w:w="60"/>
@@ -3087,7 +4039,7 @@
         </w:tc>
         <w:tc>
           <w:tcPr>
-            <w:tcW w:type="pct" w:w="22%"/>
+            <w:tcW w:type="pct" w:w="1100"/>
             <w:shd w:fill="C9A84C" w:val="clear"/>
             <w:tcMar>
               <w:top w:type="dxa" w:w="60"/>
@@ -3121,7 +4073,7 @@
         </w:trPr>
         <w:tc>
           <w:tcPr>
-            <w:tcW w:type="pct" w:w="8%"/>
+            <w:tcW w:type="pct" w:w="400"/>
             <w:tcMar>
               <w:top w:type="dxa" w:w="60"/>
               <w:left w:type="dxa" w:w="100"/>
@@ -3149,7 +4101,7 @@
         </w:tc>
         <w:tc>
           <w:tcPr>
-            <w:tcW w:type="pct" w:w="30%"/>
+            <w:tcW w:type="pct" w:w="1500"/>
             <w:tcMar>
               <w:top w:type="dxa" w:w="60"/>
               <w:left w:type="dxa" w:w="100"/>
@@ -3177,7 +4129,7 @@
         </w:tc>
         <w:tc>
           <w:tcPr>
-            <w:tcW w:type="pct" w:w="20%"/>
+            <w:tcW w:type="pct" w:w="1000"/>
             <w:tcMar>
               <w:top w:type="dxa" w:w="60"/>
               <w:left w:type="dxa" w:w="100"/>
@@ -3205,7 +4157,7 @@
         </w:tc>
         <w:tc>
           <w:tcPr>
-            <w:tcW w:type="pct" w:w="20%"/>
+            <w:tcW w:type="pct" w:w="1000"/>
             <w:tcMar>
               <w:top w:type="dxa" w:w="60"/>
               <w:left w:type="dxa" w:w="100"/>
@@ -3233,7 +4185,7 @@
         </w:tc>
         <w:tc>
           <w:tcPr>
-            <w:tcW w:type="pct" w:w="22%"/>
+            <w:tcW w:type="pct" w:w="1100"/>
             <w:tcMar>
               <w:top w:type="dxa" w:w="60"/>
               <w:left w:type="dxa" w:w="100"/>
@@ -3266,7 +4218,7 @@
         </w:trPr>
         <w:tc>
           <w:tcPr>
-            <w:tcW w:type="pct" w:w="8%"/>
+            <w:tcW w:type="pct" w:w="400"/>
             <w:shd w:fill="F5F2E8" w:val="clear"/>
             <w:tcMar>
               <w:top w:type="dxa" w:w="60"/>
@@ -3295,7 +4247,7 @@
         </w:tc>
         <w:tc>
           <w:tcPr>
-            <w:tcW w:type="pct" w:w="30%"/>
+            <w:tcW w:type="pct" w:w="1500"/>
             <w:shd w:fill="F5F2E8" w:val="clear"/>
             <w:tcMar>
               <w:top w:type="dxa" w:w="60"/>
@@ -3324,7 +4276,7 @@
         </w:tc>
         <w:tc>
           <w:tcPr>
-            <w:tcW w:type="pct" w:w="20%"/>
+            <w:tcW w:type="pct" w:w="1000"/>
             <w:shd w:fill="F5F2E8" w:val="clear"/>
             <w:tcMar>
               <w:top w:type="dxa" w:w="60"/>
@@ -3353,7 +4305,7 @@
         </w:tc>
         <w:tc>
           <w:tcPr>
-            <w:tcW w:type="pct" w:w="20%"/>
+            <w:tcW w:type="pct" w:w="1000"/>
             <w:shd w:fill="F5F2E8" w:val="clear"/>
             <w:tcMar>
               <w:top w:type="dxa" w:w="60"/>
@@ -3382,7 +4334,7 @@
         </w:tc>
         <w:tc>
           <w:tcPr>
-            <w:tcW w:type="pct" w:w="22%"/>
+            <w:tcW w:type="pct" w:w="1100"/>
             <w:shd w:fill="F5F2E8" w:val="clear"/>
             <w:tcMar>
               <w:top w:type="dxa" w:w="60"/>
@@ -3416,7 +4368,7 @@
         </w:trPr>
         <w:tc>
           <w:tcPr>
-            <w:tcW w:type="pct" w:w="8%"/>
+            <w:tcW w:type="pct" w:w="400"/>
             <w:tcMar>
               <w:top w:type="dxa" w:w="60"/>
               <w:left w:type="dxa" w:w="100"/>
@@ -3444,7 +4396,7 @@
         </w:tc>
         <w:tc>
           <w:tcPr>
-            <w:tcW w:type="pct" w:w="30%"/>
+            <w:tcW w:type="pct" w:w="1500"/>
             <w:tcMar>
               <w:top w:type="dxa" w:w="60"/>
               <w:left w:type="dxa" w:w="100"/>
@@ -3472,7 +4424,7 @@
         </w:tc>
         <w:tc>
           <w:tcPr>
-            <w:tcW w:type="pct" w:w="20%"/>
+            <w:tcW w:type="pct" w:w="1000"/>
             <w:tcMar>
               <w:top w:type="dxa" w:w="60"/>
               <w:left w:type="dxa" w:w="100"/>
@@ -3500,7 +4452,7 @@
         </w:tc>
         <w:tc>
           <w:tcPr>
-            <w:tcW w:type="pct" w:w="20%"/>
+            <w:tcW w:type="pct" w:w="1000"/>
             <w:tcMar>
               <w:top w:type="dxa" w:w="60"/>
               <w:left w:type="dxa" w:w="100"/>
@@ -3528,7 +4480,7 @@
         </w:tc>
         <w:tc>
           <w:tcPr>
-            <w:tcW w:type="pct" w:w="22%"/>
+            <w:tcW w:type="pct" w:w="1100"/>
             <w:tcMar>
               <w:top w:type="dxa" w:w="60"/>
               <w:left w:type="dxa" w:w="100"/>
@@ -3561,7 +4513,7 @@
         </w:trPr>
         <w:tc>
           <w:tcPr>
-            <w:tcW w:type="pct" w:w="8%"/>
+            <w:tcW w:type="pct" w:w="400"/>
             <w:shd w:fill="F5F2E8" w:val="clear"/>
             <w:tcMar>
               <w:top w:type="dxa" w:w="60"/>
@@ -3590,7 +4542,7 @@
         </w:tc>
         <w:tc>
           <w:tcPr>
-            <w:tcW w:type="pct" w:w="30%"/>
+            <w:tcW w:type="pct" w:w="1500"/>
             <w:shd w:fill="F5F2E8" w:val="clear"/>
             <w:tcMar>
               <w:top w:type="dxa" w:w="60"/>
@@ -3619,7 +4571,7 @@
         </w:tc>
         <w:tc>
           <w:tcPr>
-            <w:tcW w:type="pct" w:w="20%"/>
+            <w:tcW w:type="pct" w:w="1000"/>
             <w:shd w:fill="F5F2E8" w:val="clear"/>
             <w:tcMar>
               <w:top w:type="dxa" w:w="60"/>
@@ -3648,7 +4600,7 @@
         </w:tc>
         <w:tc>
           <w:tcPr>
-            <w:tcW w:type="pct" w:w="20%"/>
+            <w:tcW w:type="pct" w:w="1000"/>
             <w:shd w:fill="F5F2E8" w:val="clear"/>
             <w:tcMar>
               <w:top w:type="dxa" w:w="60"/>
@@ -3677,7 +4629,7 @@
         </w:tc>
         <w:tc>
           <w:tcPr>
-            <w:tcW w:type="pct" w:w="22%"/>
+            <w:tcW w:type="pct" w:w="1100"/>
             <w:shd w:fill="F5F2E8" w:val="clear"/>
             <w:tcMar>
               <w:top w:type="dxa" w:w="60"/>
@@ -3711,7 +4663,7 @@
         </w:trPr>
         <w:tc>
           <w:tcPr>
-            <w:tcW w:type="pct" w:w="8%"/>
+            <w:tcW w:type="pct" w:w="400"/>
             <w:tcMar>
               <w:top w:type="dxa" w:w="60"/>
               <w:left w:type="dxa" w:w="100"/>
@@ -3739,7 +4691,7 @@
         </w:tc>
         <w:tc>
           <w:tcPr>
-            <w:tcW w:type="pct" w:w="30%"/>
+            <w:tcW w:type="pct" w:w="1500"/>
             <w:tcMar>
               <w:top w:type="dxa" w:w="60"/>
               <w:left w:type="dxa" w:w="100"/>
@@ -3767,7 +4719,7 @@
         </w:tc>
         <w:tc>
           <w:tcPr>
-            <w:tcW w:type="pct" w:w="20%"/>
+            <w:tcW w:type="pct" w:w="1000"/>
             <w:tcMar>
               <w:top w:type="dxa" w:w="60"/>
               <w:left w:type="dxa" w:w="100"/>
@@ -3795,7 +4747,7 @@
         </w:tc>
         <w:tc>
           <w:tcPr>
-            <w:tcW w:type="pct" w:w="20%"/>
+            <w:tcW w:type="pct" w:w="1000"/>
             <w:tcMar>
               <w:top w:type="dxa" w:w="60"/>
               <w:left w:type="dxa" w:w="100"/>
@@ -3823,7 +4775,7 @@
         </w:tc>
         <w:tc>
           <w:tcPr>
-            <w:tcW w:type="pct" w:w="22%"/>
+            <w:tcW w:type="pct" w:w="1100"/>
             <w:tcMar>
               <w:top w:type="dxa" w:w="60"/>
               <w:left w:type="dxa" w:w="100"/>
@@ -3856,7 +4808,7 @@
         </w:trPr>
         <w:tc>
           <w:tcPr>
-            <w:tcW w:type="pct" w:w="8%"/>
+            <w:tcW w:type="pct" w:w="400"/>
             <w:shd w:fill="F5F2E8" w:val="clear"/>
             <w:tcMar>
               <w:top w:type="dxa" w:w="60"/>
@@ -3885,7 +4837,7 @@
         </w:tc>
         <w:tc>
           <w:tcPr>
-            <w:tcW w:type="pct" w:w="30%"/>
+            <w:tcW w:type="pct" w:w="1500"/>
             <w:shd w:fill="F5F2E8" w:val="clear"/>
             <w:tcMar>
               <w:top w:type="dxa" w:w="60"/>
@@ -3914,7 +4866,7 @@
         </w:tc>
         <w:tc>
           <w:tcPr>
-            <w:tcW w:type="pct" w:w="20%"/>
+            <w:tcW w:type="pct" w:w="1000"/>
             <w:shd w:fill="F5F2E8" w:val="clear"/>
             <w:tcMar>
               <w:top w:type="dxa" w:w="60"/>
@@ -3943,7 +4895,7 @@
         </w:tc>
         <w:tc>
           <w:tcPr>
-            <w:tcW w:type="pct" w:w="20%"/>
+            <w:tcW w:type="pct" w:w="1000"/>
             <w:shd w:fill="F5F2E8" w:val="clear"/>
             <w:tcMar>
               <w:top w:type="dxa" w:w="60"/>
@@ -3972,7 +4924,7 @@
         </w:tc>
         <w:tc>
           <w:tcPr>
-            <w:tcW w:type="pct" w:w="22%"/>
+            <w:tcW w:type="pct" w:w="1100"/>
             <w:shd w:fill="F5F2E8" w:val="clear"/>
             <w:tcMar>
               <w:top w:type="dxa" w:w="60"/>
@@ -4006,7 +4958,7 @@
         </w:trPr>
         <w:tc>
           <w:tcPr>
-            <w:tcW w:type="pct" w:w="8%"/>
+            <w:tcW w:type="pct" w:w="400"/>
             <w:tcMar>
               <w:top w:type="dxa" w:w="60"/>
               <w:left w:type="dxa" w:w="100"/>
@@ -4034,7 +4986,7 @@
         </w:tc>
         <w:tc>
           <w:tcPr>
-            <w:tcW w:type="pct" w:w="30%"/>
+            <w:tcW w:type="pct" w:w="1500"/>
             <w:tcMar>
               <w:top w:type="dxa" w:w="60"/>
               <w:left w:type="dxa" w:w="100"/>
@@ -4062,7 +5014,7 @@
         </w:tc>
         <w:tc>
           <w:tcPr>
-            <w:tcW w:type="pct" w:w="20%"/>
+            <w:tcW w:type="pct" w:w="1000"/>
             <w:tcMar>
               <w:top w:type="dxa" w:w="60"/>
               <w:left w:type="dxa" w:w="100"/>
@@ -4090,7 +5042,7 @@
         </w:tc>
         <w:tc>
           <w:tcPr>
-            <w:tcW w:type="pct" w:w="20%"/>
+            <w:tcW w:type="pct" w:w="1000"/>
             <w:tcMar>
               <w:top w:type="dxa" w:w="60"/>
               <w:left w:type="dxa" w:w="100"/>
@@ -4118,7 +5070,7 @@
         </w:tc>
         <w:tc>
           <w:tcPr>
-            <w:tcW w:type="pct" w:w="22%"/>
+            <w:tcW w:type="pct" w:w="1100"/>
             <w:tcMar>
               <w:top w:type="dxa" w:w="60"/>
               <w:left w:type="dxa" w:w="100"/>
@@ -4151,7 +5103,7 @@
         </w:trPr>
         <w:tc>
           <w:tcPr>
-            <w:tcW w:type="pct" w:w="8%"/>
+            <w:tcW w:type="pct" w:w="400"/>
             <w:shd w:fill="F5F2E8" w:val="clear"/>
             <w:tcMar>
               <w:top w:type="dxa" w:w="60"/>
@@ -4180,7 +5132,7 @@
         </w:tc>
         <w:tc>
           <w:tcPr>
-            <w:tcW w:type="pct" w:w="30%"/>
+            <w:tcW w:type="pct" w:w="1500"/>
             <w:shd w:fill="F5F2E8" w:val="clear"/>
             <w:tcMar>
               <w:top w:type="dxa" w:w="60"/>
@@ -4209,7 +5161,7 @@
         </w:tc>
         <w:tc>
           <w:tcPr>
-            <w:tcW w:type="pct" w:w="20%"/>
+            <w:tcW w:type="pct" w:w="1000"/>
             <w:shd w:fill="F5F2E8" w:val="clear"/>
             <w:tcMar>
               <w:top w:type="dxa" w:w="60"/>
@@ -4238,7 +5190,7 @@
         </w:tc>
         <w:tc>
           <w:tcPr>
-            <w:tcW w:type="pct" w:w="20%"/>
+            <w:tcW w:type="pct" w:w="1000"/>
             <w:shd w:fill="F5F2E8" w:val="clear"/>
             <w:tcMar>
               <w:top w:type="dxa" w:w="60"/>
@@ -4267,7 +5219,7 @@
         </w:tc>
         <w:tc>
           <w:tcPr>
-            <w:tcW w:type="pct" w:w="22%"/>
+            <w:tcW w:type="pct" w:w="1100"/>
             <w:shd w:fill="F5F2E8" w:val="clear"/>
             <w:tcMar>
               <w:top w:type="dxa" w:w="60"/>
@@ -4301,7 +5253,7 @@
         </w:trPr>
         <w:tc>
           <w:tcPr>
-            <w:tcW w:type="pct" w:w="8%"/>
+            <w:tcW w:type="pct" w:w="400"/>
             <w:tcMar>
               <w:top w:type="dxa" w:w="60"/>
               <w:left w:type="dxa" w:w="100"/>
@@ -4329,7 +5281,7 @@
         </w:tc>
         <w:tc>
           <w:tcPr>
-            <w:tcW w:type="pct" w:w="30%"/>
+            <w:tcW w:type="pct" w:w="1500"/>
             <w:tcMar>
               <w:top w:type="dxa" w:w="60"/>
               <w:left w:type="dxa" w:w="100"/>
@@ -4357,7 +5309,7 @@
         </w:tc>
         <w:tc>
           <w:tcPr>
-            <w:tcW w:type="pct" w:w="20%"/>
+            <w:tcW w:type="pct" w:w="1000"/>
             <w:tcMar>
               <w:top w:type="dxa" w:w="60"/>
               <w:left w:type="dxa" w:w="100"/>
@@ -4385,7 +5337,7 @@
         </w:tc>
         <w:tc>
           <w:tcPr>
-            <w:tcW w:type="pct" w:w="20%"/>
+            <w:tcW w:type="pct" w:w="1000"/>
             <w:tcMar>
               <w:top w:type="dxa" w:w="60"/>
               <w:left w:type="dxa" w:w="100"/>
@@ -4413,7 +5365,7 @@
         </w:tc>
         <w:tc>
           <w:tcPr>
-            <w:tcW w:type="pct" w:w="22%"/>
+            <w:tcW w:type="pct" w:w="1100"/>
             <w:tcMar>
               <w:top w:type="dxa" w:w="60"/>
               <w:left w:type="dxa" w:w="100"/>
@@ -4446,7 +5398,7 @@
         </w:trPr>
         <w:tc>
           <w:tcPr>
-            <w:tcW w:type="pct" w:w="8%"/>
+            <w:tcW w:type="pct" w:w="400"/>
             <w:shd w:fill="F5F2E8" w:val="clear"/>
             <w:tcMar>
               <w:top w:type="dxa" w:w="60"/>
@@ -4475,7 +5427,7 @@
         </w:tc>
         <w:tc>
           <w:tcPr>
-            <w:tcW w:type="pct" w:w="30%"/>
+            <w:tcW w:type="pct" w:w="1500"/>
             <w:shd w:fill="F5F2E8" w:val="clear"/>
             <w:tcMar>
               <w:top w:type="dxa" w:w="60"/>
@@ -4504,7 +5456,7 @@
         </w:tc>
         <w:tc>
           <w:tcPr>
-            <w:tcW w:type="pct" w:w="20%"/>
+            <w:tcW w:type="pct" w:w="1000"/>
             <w:shd w:fill="F5F2E8" w:val="clear"/>
             <w:tcMar>
               <w:top w:type="dxa" w:w="60"/>
@@ -4533,7 +5485,7 @@
         </w:tc>
         <w:tc>
           <w:tcPr>
-            <w:tcW w:type="pct" w:w="20%"/>
+            <w:tcW w:type="pct" w:w="1000"/>
             <w:shd w:fill="F5F2E8" w:val="clear"/>
             <w:tcMar>
               <w:top w:type="dxa" w:w="60"/>
@@ -4562,7 +5514,7 @@
         </w:tc>
         <w:tc>
           <w:tcPr>
-            <w:tcW w:type="pct" w:w="22%"/>
+            <w:tcW w:type="pct" w:w="1100"/>
             <w:shd w:fill="F5F2E8" w:val="clear"/>
             <w:tcMar>
               <w:top w:type="dxa" w:w="60"/>
@@ -4615,6 +5567,7 @@
         </w:pBdr>
         <w:spacing w:after="180" w:before="400" w:line="400" w:lineRule="atLeast"/>
       </w:pPr>
+      <w:bookmarkStart w:name="_Toc38" w:id="38"/>
       <w:r>
         <w:rPr>
           <w:rFonts w:ascii="Times New Roman" w:cs="Times New Roman" w:eastAsia="Times New Roman" w:hAnsi="Times New Roman"/>
@@ -4626,6 +5579,7 @@
         </w:rPr>
         <w:t xml:space="preserve">14. Регистр честности и границы применимости</w:t>
       </w:r>
+      <w:bookmarkEnd w:id="38"/>
     </w:p>
     <w:p>
       <w:pPr>
@@ -4827,6 +5781,7 @@
         </w:pBdr>
         <w:spacing w:after="180" w:before="400" w:line="400" w:lineRule="atLeast"/>
       </w:pPr>
+      <w:bookmarkStart w:name="_Toc39" w:id="39"/>
       <w:r>
         <w:rPr>
           <w:rFonts w:ascii="Times New Roman" w:cs="Times New Roman" w:eastAsia="Times New Roman" w:hAnsi="Times New Roman"/>
@@ -4838,6 +5793,7 @@
         </w:rPr>
         <w:t xml:space="preserve">15. Литература и источники пакета</w:t>
       </w:r>
+      <w:bookmarkEnd w:id="39"/>
     </w:p>
     <w:p>
       <w:pPr>
@@ -4992,8 +5948,8 @@
       </w:r>
     </w:p>
     <w:sectPr>
-      <w:headerReference w:type="default" r:id="rId9"/>
-      <w:footerReference w:type="default" r:id="rId10"/>
+      <w:headerReference w:type="default" r:id="rId8"/>
+      <w:footerReference w:type="default" r:id="rId9"/>
       <w:type w:val="nextPage"/>
       <w:pgSz w:w="11906" w:h="16838" w:orient="portrait"/>
       <w:pgMar w:top="1440" w:right="1417" w:bottom="1440" w:left="1701" w:header="708" w:footer="708" w:gutter="0"/>
@@ -5002,10 +5958,6 @@
     </w:sectPr>
   </w:body>
 </w:document>
-</file>
-
-<file path=word/comments.xml><?xml version="1.0" encoding="utf-8"?>
-<w:comments xmlns:cx="http://schemas.microsoft.com/office/drawing/2014/chartex" xmlns:cx1="http://schemas.microsoft.com/office/drawing/2015/9/8/chartex" xmlns:cx2="http://schemas.microsoft.com/office/drawing/2015/10/21/chartex" xmlns:cx3="http://schemas.microsoft.com/office/drawing/2016/5/9/chartex" xmlns:cx4="http://schemas.microsoft.com/office/drawing/2016/5/10/chartex" xmlns:cx5="http://schemas.microsoft.com/office/drawing/2016/5/11/chartex" xmlns:cx6="http://schemas.microsoft.com/office/drawing/2016/5/12/chartex" xmlns:cx7="http://schemas.microsoft.com/office/drawing/2016/5/13/chartex" xmlns:cx8="http://schemas.microsoft.com/office/drawing/2016/5/14/chartex" xmlns:mc="http://schemas.openxmlformats.org/markup-compatibility/2006" xmlns:aink="http://schemas.microsoft.com/office/drawing/2016/ink" xmlns:am3d="http://schemas.microsoft.com/office/drawing/2017/model3d" xmlns:o="urn:schemas-microsoft-com:office:office" xmlns:r="http://schemas.openxmlformats.org/officeDocument/2006/relationships" xmlns:m="http://schemas.openxmlformats.org/officeDocument/2006/math" xmlns:v="urn:schemas-microsoft-com:vml" xmlns:wp14="http://schemas.microsoft.com/office/word/2010/wordprocessingDrawing" xmlns:wp="http://schemas.openxmlformats.org/drawingml/2006/wordprocessingDrawing" xmlns:w10="urn:schemas-microsoft-com:office:word" xmlns:w="http://schemas.openxmlformats.org/wordprocessingml/2006/main" xmlns:w14="http://schemas.microsoft.com/office/word/2010/wordml" xmlns:w15="http://schemas.microsoft.com/office/word/2012/wordml" xmlns:w16cex="http://schemas.microsoft.com/office/word/2018/wordml/cex" xmlns:w16cid="http://schemas.microsoft.com/office/word/2016/wordml/cid" xmlns:w16="http://schemas.microsoft.com/office/word/2018/wordml" xmlns:w16sdtdh="http://schemas.microsoft.com/office/word/2020/wordml/sdtdatahash" xmlns:w16se="http://schemas.microsoft.com/office/word/2015/wordml/symex" xmlns:wpg="http://schemas.microsoft.com/office/word/2010/wordprocessingGroup" xmlns:wpi="http://schemas.microsoft.com/office/word/2010/wordprocessingInk" xmlns:wne="http://schemas.microsoft.com/office/word/2006/wordml" xmlns:wps="http://schemas.microsoft.com/office/word/2010/wordprocessingShape"/>
 </file>
 
 <file path=word/endnotes.xml><?xml version="1.0" encoding="utf-8"?>
@@ -5178,7 +6130,7 @@
 <w:numbering xmlns:wpc="http://schemas.microsoft.com/office/word/2010/wordprocessingCanvas" xmlns:mc="http://schemas.openxmlformats.org/markup-compatibility/2006" xmlns:o="urn:schemas-microsoft-com:office:office" xmlns:r="http://schemas.openxmlformats.org/officeDocument/2006/relationships" xmlns:m="http://schemas.openxmlformats.org/officeDocument/2006/math" xmlns:v="urn:schemas-microsoft-com:vml" xmlns:wp14="http://schemas.microsoft.com/office/word/2010/wordprocessingDrawing" xmlns:wp="http://schemas.openxmlformats.org/drawingml/2006/wordprocessingDrawing" xmlns:w10="urn:schemas-microsoft-com:office:word" xmlns:w="http://schemas.openxmlformats.org/wordprocessingml/2006/main" xmlns:w14="http://schemas.microsoft.com/office/word/2010/wordml" xmlns:w15="http://schemas.microsoft.com/office/word/2012/wordml" xmlns:wpg="http://schemas.microsoft.com/office/word/2010/wordprocessingGroup" xmlns:wpi="http://schemas.microsoft.com/office/word/2010/wordprocessingInk" xmlns:wne="http://schemas.microsoft.com/office/word/2006/wordml" xmlns:wps="http://schemas.microsoft.com/office/word/2010/wordprocessingShape" mc:Ignorable="w14 w15 wp14">
   <w:abstractNum w:abstractNumId="1" w15:restartNumberingAfterBreak="0">
     <w:multiLevelType w:val="hybridMultilevel"/>
-    <w:lvl w:ilvl="0" w15:tentative="1">
+    <w:lvl w:ilvl="0" w:tentative="1">
       <w:start w:val="1"/>
       <w:numFmt w:val="bullet"/>
       <w:lvlText w:val="●"/>
@@ -5187,7 +6139,7 @@
         <w:ind w:left="720" w:hanging="360"/>
       </w:pPr>
     </w:lvl>
-    <w:lvl w:ilvl="1" w15:tentative="1">
+    <w:lvl w:ilvl="1" w:tentative="1">
       <w:start w:val="1"/>
       <w:numFmt w:val="bullet"/>
       <w:lvlText w:val="○"/>
@@ -5196,7 +6148,7 @@
         <w:ind w:left="1440" w:hanging="360"/>
       </w:pPr>
     </w:lvl>
-    <w:lvl w:ilvl="2" w15:tentative="1">
+    <w:lvl w:ilvl="2" w:tentative="1">
       <w:start w:val="1"/>
       <w:numFmt w:val="bullet"/>
       <w:lvlText w:val="■"/>
@@ -5205,7 +6157,7 @@
         <w:ind w:left="2160" w:hanging="360"/>
       </w:pPr>
     </w:lvl>
-    <w:lvl w:ilvl="3" w15:tentative="1">
+    <w:lvl w:ilvl="3" w:tentative="1">
       <w:start w:val="1"/>
       <w:numFmt w:val="bullet"/>
       <w:lvlText w:val="●"/>
@@ -5214,7 +6166,7 @@
         <w:ind w:left="2880" w:hanging="360"/>
       </w:pPr>
     </w:lvl>
-    <w:lvl w:ilvl="4" w15:tentative="1">
+    <w:lvl w:ilvl="4" w:tentative="1">
       <w:start w:val="1"/>
       <w:numFmt w:val="bullet"/>
       <w:lvlText w:val="○"/>
@@ -5223,7 +6175,7 @@
         <w:ind w:left="3600" w:hanging="360"/>
       </w:pPr>
     </w:lvl>
-    <w:lvl w:ilvl="5" w15:tentative="1">
+    <w:lvl w:ilvl="5" w:tentative="1">
       <w:start w:val="1"/>
       <w:numFmt w:val="bullet"/>
       <w:lvlText w:val="■"/>
@@ -5232,7 +6184,7 @@
         <w:ind w:left="4320" w:hanging="360"/>
       </w:pPr>
     </w:lvl>
-    <w:lvl w:ilvl="6" w15:tentative="1">
+    <w:lvl w:ilvl="6" w:tentative="1">
       <w:start w:val="1"/>
       <w:numFmt w:val="bullet"/>
       <w:lvlText w:val="●"/>
@@ -5241,7 +6193,7 @@
         <w:ind w:left="5040" w:hanging="360"/>
       </w:pPr>
     </w:lvl>
-    <w:lvl w:ilvl="7" w15:tentative="1">
+    <w:lvl w:ilvl="7" w:tentative="1">
       <w:start w:val="1"/>
       <w:numFmt w:val="bullet"/>
       <w:lvlText w:val="●"/>
@@ -5250,7 +6202,7 @@
         <w:ind w:left="5760" w:hanging="360"/>
       </w:pPr>
     </w:lvl>
-    <w:lvl w:ilvl="8" w15:tentative="1">
+    <w:lvl w:ilvl="8" w:tentative="1">
       <w:start w:val="1"/>
       <w:numFmt w:val="bullet"/>
       <w:lvlText w:val="●"/>
@@ -5286,6 +6238,25 @@
       </w:pPr>
     </w:pPrDefault>
   </w:docDefaults>
+  <w:style w:type="paragraph" w:styleId="Normal" w:default="1">
+    <w:name w:val="Normal"/>
+    <w:qFormat/>
+  </w:style>
+  <w:style w:type="table" w:styleId="TableNormal" w:default="true">
+    <w:name w:val="Normal Table"/>
+    <w:uiPriority w:val="99"/>
+    <w:semiHidden/>
+    <w:unhideWhenUsed/>
+    <w:tblPr>
+      <w:tblInd w:type="dxa" w:w="0"/>
+      <w:tblCellMar>
+        <w:top w:type="dxa" w:w="0"/>
+        <w:left w:type="dxa" w:w="108"/>
+        <w:bottom w:type="dxa" w:w="0"/>
+        <w:right w:type="dxa" w:w="108"/>
+      </w:tblCellMar>
+    </w:tblPr>
+  </w:style>
   <w:style w:type="paragraph" w:styleId="Title">
     <w:name w:val="Title"/>
     <w:basedOn w:val="Normal"/>
@@ -5479,4 +6450,294 @@
     </w:rPr>
   </w:style>
 </w:styles>
+</file>
+
+<file path=word/theme/theme1.xml><?xml version="1.0" encoding="utf-8"?>
+<a:theme xmlns:a="http://schemas.openxmlformats.org/drawingml/2006/main" name="Office Theme">
+  <a:themeElements>
+    <a:clrScheme name="Office">
+      <a:dk1>
+        <a:sysClr val="windowText" lastClr="000000"/>
+      </a:dk1>
+      <a:lt1>
+        <a:sysClr val="window" lastClr="FFFFFF"/>
+      </a:lt1>
+      <a:dk2>
+        <a:srgbClr val="44546A"/>
+      </a:dk2>
+      <a:lt2>
+        <a:srgbClr val="E7E6E6"/>
+      </a:lt2>
+      <a:accent1>
+        <a:srgbClr val="4472C4"/>
+      </a:accent1>
+      <a:accent2>
+        <a:srgbClr val="ED7D31"/>
+      </a:accent2>
+      <a:accent3>
+        <a:srgbClr val="A5A5A5"/>
+      </a:accent3>
+      <a:accent4>
+        <a:srgbClr val="FFC000"/>
+      </a:accent4>
+      <a:accent5>
+        <a:srgbClr val="5B9BD5"/>
+      </a:accent5>
+      <a:accent6>
+        <a:srgbClr val="70AD47"/>
+      </a:accent6>
+      <a:hlink>
+        <a:srgbClr val="0563C1"/>
+      </a:hlink>
+      <a:folHlink>
+        <a:srgbClr val="954F72"/>
+      </a:folHlink>
+    </a:clrScheme>
+    <a:fontScheme name="Office">
+      <a:majorFont>
+        <a:latin typeface="Calibri Light" panose="020F0302020204030204"/>
+        <a:ea typeface=""/>
+        <a:cs typeface=""/>
+        <a:font script="Jpan" typeface="游ゴシック Light"/>
+        <a:font script="Hang" typeface="맑은 고딕"/>
+        <a:font script="Hans" typeface="等线 Light"/>
+        <a:font script="Hant" typeface="新細明體"/>
+        <a:font script="Arab" typeface="Times New Roman"/>
+        <a:font script="Hebr" typeface="Times New Roman"/>
+        <a:font script="Thai" typeface="Angsana New"/>
+        <a:font script="Ethi" typeface="Nyala"/>
+        <a:font script="Beng" typeface="Vrinda"/>
+        <a:font script="Gujr" typeface="Shruti"/>
+        <a:font script="Khmr" typeface="MoolBoran"/>
+        <a:font script="Knda" typeface="Tunga"/>
+        <a:font script="Guru" typeface="Raavi"/>
+        <a:font script="Cans" typeface="Euphemia"/>
+        <a:font script="Cher" typeface="Plantagenet Cherokee"/>
+        <a:font script="Yiii" typeface="Microsoft Yi Baiti"/>
+        <a:font script="Tibt" typeface="Microsoft Himalaya"/>
+        <a:font script="Thaa" typeface="MV Boli"/>
+        <a:font script="Deva" typeface="Mangal"/>
+        <a:font script="Telu" typeface="Gautami"/>
+        <a:font script="Taml" typeface="Latha"/>
+        <a:font script="Syrc" typeface="Estrangelo Edessa"/>
+        <a:font script="Orya" typeface="Kalinga"/>
+        <a:font script="Mlym" typeface="Kartika"/>
+        <a:font script="Laoo" typeface="DokChampa"/>
+        <a:font script="Sinh" typeface="Iskoola Pota"/>
+        <a:font script="Mong" typeface="Mongolian Baiti"/>
+        <a:font script="Viet" typeface="Times New Roman"/>
+        <a:font script="Uigh" typeface="Microsoft Uighur"/>
+        <a:font script="Geor" typeface="Sylfaen"/>
+        <a:font script="Armn" typeface="Arial"/>
+        <a:font script="Bugi" typeface="Leelawadee UI"/>
+        <a:font script="Bopo" typeface="Microsoft JhengHei"/>
+        <a:font script="Java" typeface="Javanese Text"/>
+        <a:font script="Lisu" typeface="Segoe UI"/>
+        <a:font script="Mymr" typeface="Myanmar Text"/>
+        <a:font script="Nkoo" typeface="Ebrima"/>
+        <a:font script="Olck" typeface="Nirmala UI"/>
+        <a:font script="Osma" typeface="Ebrima"/>
+        <a:font script="Phag" typeface="Phagspa"/>
+        <a:font script="Syrn" typeface="Estrangelo Edessa"/>
+        <a:font script="Syrj" typeface="Estrangelo Edessa"/>
+        <a:font script="Syre" typeface="Estrangelo Edessa"/>
+        <a:font script="Sora" typeface="Nirmala UI"/>
+        <a:font script="Tale" typeface="Microsoft Tai Le"/>
+        <a:font script="Talu" typeface="Microsoft New Tai Lue"/>
+        <a:font script="Tfng" typeface="Ebrima"/>
+      </a:majorFont>
+      <a:minorFont>
+        <a:latin typeface="Calibri" panose="020F0502020204030204"/>
+        <a:ea typeface=""/>
+        <a:cs typeface=""/>
+        <a:font script="Jpan" typeface="游明朝"/>
+        <a:font script="Hang" typeface="맑은 고딕"/>
+        <a:font script="Hans" typeface="等线"/>
+        <a:font script="Hant" typeface="新細明體"/>
+        <a:font script="Arab" typeface="Arial"/>
+        <a:font script="Hebr" typeface="Arial"/>
+        <a:font script="Thai" typeface="Cordia New"/>
+        <a:font script="Ethi" typeface="Nyala"/>
+        <a:font script="Beng" typeface="Vrinda"/>
+        <a:font script="Gujr" typeface="Shruti"/>
+        <a:font script="Khmr" typeface="DaunPenh"/>
+        <a:font script="Knda" typeface="Tunga"/>
+        <a:font script="Guru" typeface="Raavi"/>
+        <a:font script="Cans" typeface="Euphemia"/>
+        <a:font script="Cher" typeface="Plantagenet Cherokee"/>
+        <a:font script="Yiii" typeface="Microsoft Yi Baiti"/>
+        <a:font script="Tibt" typeface="Microsoft Himalaya"/>
+        <a:font script="Thaa" typeface="MV Boli"/>
+        <a:font script="Deva" typeface="Mangal"/>
+        <a:font script="Telu" typeface="Gautami"/>
+        <a:font script="Taml" typeface="Latha"/>
+        <a:font script="Syrc" typeface="Estrangelo Edessa"/>
+        <a:font script="Orya" typeface="Kalinga"/>
+        <a:font script="Mlym" typeface="Kartika"/>
+        <a:font script="Laoo" typeface="DokChampa"/>
+        <a:font script="Sinh" typeface="Iskoola Pota"/>
+        <a:font script="Mong" typeface="Mongolian Baiti"/>
+        <a:font script="Viet" typeface="Arial"/>
+        <a:font script="Uigh" typeface="Microsoft Uighur"/>
+        <a:font script="Geor" typeface="Sylfaen"/>
+        <a:font script="Armn" typeface="Arial"/>
+        <a:font script="Bugi" typeface="Leelawadee UI"/>
+        <a:font script="Bopo" typeface="Microsoft JhengHei"/>
+        <a:font script="Java" typeface="Javanese Text"/>
+        <a:font script="Lisu" typeface="Segoe UI"/>
+        <a:font script="Mymr" typeface="Myanmar Text"/>
+        <a:font script="Nkoo" typeface="Ebrima"/>
+        <a:font script="Olck" typeface="Nirmala UI"/>
+        <a:font script="Osma" typeface="Ebrima"/>
+        <a:font script="Phag" typeface="Phagspa"/>
+        <a:font script="Syrn" typeface="Estrangelo Edessa"/>
+        <a:font script="Syrj" typeface="Estrangelo Edessa"/>
+        <a:font script="Syre" typeface="Estrangelo Edessa"/>
+        <a:font script="Sora" typeface="Nirmala UI"/>
+        <a:font script="Tale" typeface="Microsoft Tai Le"/>
+        <a:font script="Talu" typeface="Microsoft New Tai Lue"/>
+        <a:font script="Tfng" typeface="Ebrima"/>
+      </a:minorFont>
+    </a:fontScheme>
+    <a:fmtScheme name="Office">
+      <a:fillStyleLst>
+        <a:solidFill>
+          <a:schemeClr val="phClr"/>
+        </a:solidFill>
+        <a:gradFill rotWithShape="true">
+          <a:gsLst>
+            <a:gs pos="0">
+              <a:schemeClr val="phClr">
+                <a:lumMod val="110000"/>
+                <a:satMod val="105000"/>
+                <a:tint val="67000"/>
+              </a:schemeClr>
+            </a:gs>
+            <a:gs pos="50000">
+              <a:schemeClr val="phClr">
+                <a:lumMod val="105000"/>
+                <a:satMod val="103000"/>
+                <a:tint val="73000"/>
+              </a:schemeClr>
+            </a:gs>
+            <a:gs pos="100000">
+              <a:schemeClr val="phClr">
+                <a:lumMod val="105000"/>
+                <a:satMod val="109000"/>
+                <a:tint val="81000"/>
+              </a:schemeClr>
+            </a:gs>
+          </a:gsLst>
+          <a:lin ang="5400000" scaled="false"/>
+        </a:gradFill>
+        <a:gradFill rotWithShape="true">
+          <a:gsLst>
+            <a:gs pos="0">
+              <a:schemeClr val="phClr">
+                <a:satMod val="103000"/>
+                <a:lumMod val="102000"/>
+                <a:tint val="94000"/>
+              </a:schemeClr>
+            </a:gs>
+            <a:gs pos="50000">
+              <a:schemeClr val="phClr">
+                <a:satMod val="110000"/>
+                <a:lumMod val="100000"/>
+                <a:shade val="100000"/>
+              </a:schemeClr>
+            </a:gs>
+            <a:gs pos="100000">
+              <a:schemeClr val="phClr">
+                <a:lumMod val="99000"/>
+                <a:satMod val="120000"/>
+                <a:shade val="78000"/>
+              </a:schemeClr>
+            </a:gs>
+          </a:gsLst>
+          <a:lin ang="5400000" scaled="false"/>
+        </a:gradFill>
+      </a:fillStyleLst>
+      <a:lnStyleLst>
+        <a:ln w="6350" cap="flat" cmpd="sng" algn="ctr">
+          <a:solidFill>
+            <a:schemeClr val="phClr"/>
+          </a:solidFill>
+          <a:prstDash val="solid"/>
+          <a:miter lim="800000"/>
+        </a:ln>
+        <a:ln w="12700" cap="flat" cmpd="sng" algn="ctr">
+          <a:solidFill>
+            <a:schemeClr val="phClr"/>
+          </a:solidFill>
+          <a:prstDash val="solid"/>
+          <a:miter lim="800000"/>
+        </a:ln>
+        <a:ln w="19050" cap="flat" cmpd="sng" algn="ctr">
+          <a:solidFill>
+            <a:schemeClr val="phClr"/>
+          </a:solidFill>
+          <a:prstDash val="solid"/>
+          <a:miter lim="800000"/>
+        </a:ln>
+      </a:lnStyleLst>
+      <a:effectStyleLst>
+        <a:effectStyle>
+          <a:effectLst/>
+        </a:effectStyle>
+        <a:effectStyle>
+          <a:effectLst/>
+        </a:effectStyle>
+        <a:effectStyle>
+          <a:effectLst>
+            <a:outerShdw blurRad="57150" dist="19050" dir="5400000" algn="ctr" rotWithShape="false">
+              <a:srgbClr val="000000">
+                <a:alpha val="63000"/>
+              </a:srgbClr>
+            </a:outerShdw>
+          </a:effectLst>
+        </a:effectStyle>
+      </a:effectStyleLst>
+      <a:bgFillStyleLst>
+        <a:solidFill>
+          <a:schemeClr val="phClr"/>
+        </a:solidFill>
+        <a:solidFill>
+          <a:schemeClr val="phClr">
+            <a:tint val="95000"/>
+            <a:satMod val="170000"/>
+          </a:schemeClr>
+        </a:solidFill>
+        <a:gradFill rotWithShape="true">
+          <a:gsLst>
+            <a:gs pos="0">
+              <a:schemeClr val="phClr">
+                <a:tint val="93000"/>
+                <a:satMod val="150000"/>
+                <a:shade val="98000"/>
+                <a:lumMod val="102000"/>
+              </a:schemeClr>
+            </a:gs>
+            <a:gs pos="50000">
+              <a:schemeClr val="phClr">
+                <a:tint val="98000"/>
+                <a:satMod val="130000"/>
+                <a:shade val="90000"/>
+                <a:lumMod val="103000"/>
+              </a:schemeClr>
+            </a:gs>
+            <a:gs pos="100000">
+              <a:schemeClr val="phClr">
+                <a:shade val="63000"/>
+                <a:satMod val="120000"/>
+              </a:schemeClr>
+            </a:gs>
+          </a:gsLst>
+          <a:lin ang="5400000" scaled="false"/>
+        </a:gradFill>
+      </a:bgFillStyleLst>
+    </a:fmtScheme>
+  </a:themeElements>
+  <a:objectDefaults/>
+  <a:extraClrSchemeLst/>
+</a:theme>
 </file>